--- a/cv/CV - Jurriaan Pruijs.docx
+++ b/cv/CV - Jurriaan Pruijs.docx
@@ -17,7 +17,7 @@
         <w:rPr>
           <w:rtl w:val="0"/>
         </w:rPr>
-        <w:t>twintig</w:t>
+        <w:t>vijfentwintig</w:t>
       </w:r>
       <w:r>
         <mc:AlternateContent>
@@ -42,7 +42,7 @@
                     <wp:lineTo x="0" y="0"/>
                   </wp:wrapPolygon>
                 </wp:wrapThrough>
-                <wp:docPr id="1073741825" name="officeArt object" descr="Unboxing Solutions Zoete Campagnergaarde 6 3824 AK  Amersfoort…"/>
+                <wp:docPr id="1073741825" name="officeArt object" descr="Rectangle"/>
                 <wp:cNvGraphicFramePr/>
                 <a:graphic xmlns:a="http://schemas.openxmlformats.org/drawingml/2006/main">
                   <a:graphicData uri="http://schemas.microsoft.com/office/word/2010/wordprocessingShape">
@@ -63,826 +63,7 @@
                         </a:ln>
                         <a:effectLst/>
                       </wps:spPr>
-                      <wps:txbx>
-                        <w:txbxContent>
-                          <w:p>
-                            <w:pPr>
-                              <w:keepNext w:val="0"/>
-                              <w:keepLines w:val="0"/>
-                              <w:pageBreakBefore w:val="0"/>
-                              <w:widowControl w:val="1"/>
-                              <w:shd w:val="clear" w:color="auto" w:fill="auto"/>
-                              <w:tabs>
-                                <w:tab w:val="left" w:pos="5669"/>
-                                <w:tab w:val="right" w:pos="8080"/>
-                                <w:tab w:val="right" w:pos="8485"/>
-                              </w:tabs>
-                              <w:suppressAutoHyphens w:val="0"/>
-                              <w:bidi w:val="0"/>
-                              <w:spacing w:before="0" w:after="0" w:line="240" w:lineRule="auto"/>
-                              <w:ind w:left="0" w:right="0" w:firstLine="0"/>
-                              <w:jc w:val="left"/>
-                              <w:outlineLvl w:val="0"/>
-                              <w:rPr>
-                                <w:rStyle w:val="None"/>
-                                <w:rFonts w:ascii="Helvetica" w:cs="Helvetica" w:hAnsi="Helvetica" w:eastAsia="Helvetica"/>
-                                <w:b w:val="0"/>
-                                <w:bCs w:val="0"/>
-                                <w:i w:val="0"/>
-                                <w:iCs w:val="0"/>
-                                <w:caps w:val="0"/>
-                                <w:smallCaps w:val="0"/>
-                                <w:strike w:val="0"/>
-                                <w:dstrike w:val="0"/>
-                                <w:outline w:val="0"/>
-                                <w:color w:val="e2692a"/>
-                                <w:spacing w:val="21"/>
-                                <w:kern w:val="0"/>
-                                <w:position w:val="0"/>
-                                <w:sz w:val="18"/>
-                                <w:szCs w:val="18"/>
-                                <w:u w:val="none" w:color="e2692a"/>
-                                <w:shd w:val="nil" w:color="auto" w:fill="auto"/>
-                                <w:vertAlign w:val="baseline"/>
-                                <w:rtl w:val="0"/>
-                                <w:lang w:val="nl-NL"/>
-                                <w14:textOutline>
-                                  <w14:noFill/>
-                                </w14:textOutline>
-                                <w14:textFill>
-                                  <w14:solidFill>
-                                    <w14:srgbClr w14:val="E26A2B"/>
-                                  </w14:solidFill>
-                                </w14:textFill>
-                              </w:rPr>
-                            </w:pPr>
-                            <w:r>
-                              <w:rPr>
-                                <w:rStyle w:val="None"/>
-                                <w:rFonts w:ascii="Helvetica" w:cs="Arial Unicode MS" w:hAnsi="Helvetica" w:eastAsia="Arial Unicode MS"/>
-                                <w:b w:val="1"/>
-                                <w:bCs w:val="1"/>
-                                <w:i w:val="0"/>
-                                <w:iCs w:val="0"/>
-                                <w:caps w:val="0"/>
-                                <w:smallCaps w:val="0"/>
-                                <w:strike w:val="0"/>
-                                <w:dstrike w:val="0"/>
-                                <w:outline w:val="0"/>
-                                <w:color w:val="e2692a"/>
-                                <w:spacing w:val="21"/>
-                                <w:kern w:val="0"/>
-                                <w:position w:val="0"/>
-                                <w:sz w:val="18"/>
-                                <w:szCs w:val="18"/>
-                                <w:u w:val="none" w:color="e2692a"/>
-                                <w:shd w:val="nil" w:color="auto" w:fill="auto"/>
-                                <w:vertAlign w:val="baseline"/>
-                                <w:rtl w:val="0"/>
-                                <w:lang w:val="nl-NL"/>
-                                <w14:textOutline>
-                                  <w14:noFill/>
-                                </w14:textOutline>
-                                <w14:textFill>
-                                  <w14:solidFill>
-                                    <w14:srgbClr w14:val="E26A2B"/>
-                                  </w14:solidFill>
-                                </w14:textFill>
-                              </w:rPr>
-                              <w:t>Unboxing Solutions</w:t>
-                            </w:r>
-                            <w:r>
-                              <w:rPr>
-                                <w:rStyle w:val="None"/>
-                                <w:rFonts w:ascii="Helvetica" w:cs="Helvetica" w:hAnsi="Helvetica" w:eastAsia="Helvetica"/>
-                                <w:b w:val="0"/>
-                                <w:bCs w:val="0"/>
-                                <w:i w:val="0"/>
-                                <w:iCs w:val="0"/>
-                                <w:caps w:val="0"/>
-                                <w:smallCaps w:val="0"/>
-                                <w:strike w:val="0"/>
-                                <w:dstrike w:val="0"/>
-                                <w:outline w:val="0"/>
-                                <w:color w:val="e2692a"/>
-                                <w:spacing w:val="21"/>
-                                <w:kern w:val="0"/>
-                                <w:position w:val="0"/>
-                                <w:sz w:val="18"/>
-                                <w:szCs w:val="18"/>
-                                <w:u w:val="none" w:color="e2692a"/>
-                                <w:shd w:val="nil" w:color="auto" w:fill="auto"/>
-                                <w:vertAlign w:val="baseline"/>
-                                <w:lang w:val="nl-NL"/>
-                                <w14:textOutline>
-                                  <w14:noFill/>
-                                </w14:textOutline>
-                                <w14:textFill>
-                                  <w14:solidFill>
-                                    <w14:srgbClr w14:val="E26A2B"/>
-                                  </w14:solidFill>
-                                </w14:textFill>
-                              </w:rPr>
-                              <w:br w:type="textWrapping"/>
-                            </w:r>
-                            <w:r>
-                              <w:rPr>
-                                <w:rStyle w:val="None"/>
-                                <w:rFonts w:ascii="Helvetica" w:cs="Arial Unicode MS" w:hAnsi="Helvetica" w:eastAsia="Arial Unicode MS"/>
-                                <w:b w:val="0"/>
-                                <w:bCs w:val="0"/>
-                                <w:i w:val="0"/>
-                                <w:iCs w:val="0"/>
-                                <w:caps w:val="0"/>
-                                <w:smallCaps w:val="0"/>
-                                <w:strike w:val="0"/>
-                                <w:dstrike w:val="0"/>
-                                <w:outline w:val="0"/>
-                                <w:color w:val="e2692a"/>
-                                <w:spacing w:val="21"/>
-                                <w:kern w:val="0"/>
-                                <w:position w:val="0"/>
-                                <w:sz w:val="18"/>
-                                <w:szCs w:val="18"/>
-                                <w:u w:val="none" w:color="e2692a"/>
-                                <w:shd w:val="nil" w:color="auto" w:fill="auto"/>
-                                <w:vertAlign w:val="baseline"/>
-                                <w:rtl w:val="0"/>
-                                <w:lang w:val="nl-NL"/>
-                                <w14:textOutline>
-                                  <w14:noFill/>
-                                </w14:textOutline>
-                                <w14:textFill>
-                                  <w14:solidFill>
-                                    <w14:srgbClr w14:val="E26A2B"/>
-                                  </w14:solidFill>
-                                </w14:textFill>
-                              </w:rPr>
-                              <w:t>Zoete Campagnergaarde 6</w:t>
-                            </w:r>
-                            <w:r>
-                              <w:rPr>
-                                <w:rStyle w:val="None"/>
-                                <w:rFonts w:ascii="Helvetica" w:cs="Helvetica" w:hAnsi="Helvetica" w:eastAsia="Helvetica"/>
-                                <w:b w:val="0"/>
-                                <w:bCs w:val="0"/>
-                                <w:i w:val="0"/>
-                                <w:iCs w:val="0"/>
-                                <w:caps w:val="0"/>
-                                <w:smallCaps w:val="0"/>
-                                <w:strike w:val="0"/>
-                                <w:dstrike w:val="0"/>
-                                <w:outline w:val="0"/>
-                                <w:color w:val="e2692a"/>
-                                <w:spacing w:val="21"/>
-                                <w:kern w:val="0"/>
-                                <w:position w:val="0"/>
-                                <w:sz w:val="18"/>
-                                <w:szCs w:val="18"/>
-                                <w:u w:val="none" w:color="e2692a"/>
-                                <w:shd w:val="nil" w:color="auto" w:fill="auto"/>
-                                <w:vertAlign w:val="baseline"/>
-                                <w:lang w:val="nl-NL"/>
-                                <w14:textOutline>
-                                  <w14:noFill/>
-                                </w14:textOutline>
-                                <w14:textFill>
-                                  <w14:solidFill>
-                                    <w14:srgbClr w14:val="E26A2B"/>
-                                  </w14:solidFill>
-                                </w14:textFill>
-                              </w:rPr>
-                              <w:br w:type="textWrapping"/>
-                            </w:r>
-                            <w:r>
-                              <w:rPr>
-                                <w:rStyle w:val="None"/>
-                                <w:rFonts w:ascii="Helvetica" w:cs="Arial Unicode MS" w:hAnsi="Helvetica" w:eastAsia="Arial Unicode MS"/>
-                                <w:b w:val="0"/>
-                                <w:bCs w:val="0"/>
-                                <w:i w:val="0"/>
-                                <w:iCs w:val="0"/>
-                                <w:caps w:val="0"/>
-                                <w:smallCaps w:val="0"/>
-                                <w:strike w:val="0"/>
-                                <w:dstrike w:val="0"/>
-                                <w:outline w:val="0"/>
-                                <w:color w:val="e2692a"/>
-                                <w:spacing w:val="21"/>
-                                <w:kern w:val="0"/>
-                                <w:position w:val="0"/>
-                                <w:sz w:val="18"/>
-                                <w:szCs w:val="18"/>
-                                <w:u w:val="none" w:color="e2692a"/>
-                                <w:shd w:val="nil" w:color="auto" w:fill="auto"/>
-                                <w:vertAlign w:val="baseline"/>
-                                <w:rtl w:val="0"/>
-                                <w:lang w:val="nl-NL"/>
-                                <w14:textOutline>
-                                  <w14:noFill/>
-                                </w14:textOutline>
-                                <w14:textFill>
-                                  <w14:solidFill>
-                                    <w14:srgbClr w14:val="E26A2B"/>
-                                  </w14:solidFill>
-                                </w14:textFill>
-                              </w:rPr>
-                              <w:t>3824 AK  Amersfoort</w:t>
-                            </w:r>
-                            <w:r>
-                              <w:rPr>
-                                <w:rStyle w:val="None"/>
-                                <w:rFonts w:ascii="Helvetica" w:cs="Helvetica" w:hAnsi="Helvetica" w:eastAsia="Helvetica"/>
-                                <w:b w:val="0"/>
-                                <w:bCs w:val="0"/>
-                                <w:i w:val="0"/>
-                                <w:iCs w:val="0"/>
-                                <w:caps w:val="0"/>
-                                <w:smallCaps w:val="0"/>
-                                <w:strike w:val="0"/>
-                                <w:dstrike w:val="0"/>
-                                <w:outline w:val="0"/>
-                                <w:color w:val="e2692a"/>
-                                <w:spacing w:val="21"/>
-                                <w:kern w:val="0"/>
-                                <w:position w:val="0"/>
-                                <w:sz w:val="18"/>
-                                <w:szCs w:val="18"/>
-                                <w:u w:val="none" w:color="e2692a"/>
-                                <w:shd w:val="nil" w:color="auto" w:fill="auto"/>
-                                <w:vertAlign w:val="baseline"/>
-                                <w:lang w:val="nl-NL"/>
-                                <w14:textOutline>
-                                  <w14:noFill/>
-                                </w14:textOutline>
-                                <w14:textFill>
-                                  <w14:solidFill>
-                                    <w14:srgbClr w14:val="E26A2B"/>
-                                  </w14:solidFill>
-                                </w14:textFill>
-                              </w:rPr>
-                              <w:br w:type="textWrapping"/>
-                            </w:r>
-                          </w:p>
-                          <w:p>
-                            <w:pPr>
-                              <w:keepNext w:val="0"/>
-                              <w:keepLines w:val="0"/>
-                              <w:pageBreakBefore w:val="0"/>
-                              <w:widowControl w:val="1"/>
-                              <w:shd w:val="clear" w:color="auto" w:fill="auto"/>
-                              <w:tabs>
-                                <w:tab w:val="left" w:pos="5670"/>
-                                <w:tab w:val="right" w:pos="8485"/>
-                                <w:tab w:val="right" w:pos="8485"/>
-                              </w:tabs>
-                              <w:suppressAutoHyphens w:val="0"/>
-                              <w:bidi w:val="0"/>
-                              <w:spacing w:before="0" w:after="0" w:line="240" w:lineRule="auto"/>
-                              <w:ind w:left="0" w:right="0" w:firstLine="0"/>
-                              <w:jc w:val="left"/>
-                              <w:outlineLvl w:val="0"/>
-                              <w:rPr>
-                                <w:rFonts w:ascii="Helvetica" w:cs="Helvetica" w:hAnsi="Helvetica" w:eastAsia="Helvetica"/>
-                                <w:b w:val="0"/>
-                                <w:bCs w:val="0"/>
-                                <w:i w:val="0"/>
-                                <w:iCs w:val="0"/>
-                                <w:caps w:val="0"/>
-                                <w:smallCaps w:val="0"/>
-                                <w:strike w:val="0"/>
-                                <w:dstrike w:val="0"/>
-                                <w:outline w:val="0"/>
-                                <w:color w:val="e2692a"/>
-                                <w:spacing w:val="9"/>
-                                <w:kern w:val="0"/>
-                                <w:position w:val="0"/>
-                                <w:sz w:val="18"/>
-                                <w:szCs w:val="18"/>
-                                <w:u w:val="none" w:color="e2692a"/>
-                                <w:shd w:val="nil" w:color="auto" w:fill="auto"/>
-                                <w:vertAlign w:val="baseline"/>
-                                <w:rtl w:val="0"/>
-                                <w:lang w:val="nl-NL"/>
-                                <w14:textOutline>
-                                  <w14:noFill/>
-                                </w14:textOutline>
-                                <w14:textFill>
-                                  <w14:solidFill>
-                                    <w14:srgbClr w14:val="E26A2B"/>
-                                  </w14:solidFill>
-                                </w14:textFill>
-                              </w:rPr>
-                            </w:pPr>
-                            <w:r>
-                              <w:rPr>
-                                <w:rStyle w:val="None"/>
-                                <w:rFonts w:ascii="Helvetica" w:cs="Arial Unicode MS" w:hAnsi="Helvetica" w:eastAsia="Arial Unicode MS"/>
-                                <w:b w:val="0"/>
-                                <w:bCs w:val="0"/>
-                                <w:i w:val="0"/>
-                                <w:iCs w:val="0"/>
-                                <w:caps w:val="0"/>
-                                <w:smallCaps w:val="0"/>
-                                <w:strike w:val="0"/>
-                                <w:dstrike w:val="0"/>
-                                <w:outline w:val="0"/>
-                                <w:color w:val="e2692a"/>
-                                <w:spacing w:val="9"/>
-                                <w:kern w:val="0"/>
-                                <w:position w:val="0"/>
-                                <w:sz w:val="18"/>
-                                <w:szCs w:val="18"/>
-                                <w:u w:val="none" w:color="e2692a"/>
-                                <w:shd w:val="nil" w:color="auto" w:fill="auto"/>
-                                <w:vertAlign w:val="baseline"/>
-                                <w:rtl w:val="0"/>
-                                <w:lang w:val="nl-NL"/>
-                                <w14:textOutline>
-                                  <w14:noFill/>
-                                </w14:textOutline>
-                                <w14:textFill>
-                                  <w14:solidFill>
-                                    <w14:srgbClr w14:val="E26A2B"/>
-                                  </w14:solidFill>
-                                </w14:textFill>
-                              </w:rPr>
-                              <w:t xml:space="preserve">KvK-nummer </w:t>
-                            </w:r>
-                            <w:r>
-                              <w:rPr>
-                                <w:rStyle w:val="None"/>
-                                <w:rFonts w:ascii="Helvetica" w:cs="Arial Unicode MS" w:hAnsi="Helvetica" w:eastAsia="Arial Unicode MS"/>
-                                <w:b w:val="0"/>
-                                <w:bCs w:val="0"/>
-                                <w:i w:val="0"/>
-                                <w:iCs w:val="0"/>
-                                <w:caps w:val="0"/>
-                                <w:smallCaps w:val="0"/>
-                                <w:strike w:val="0"/>
-                                <w:dstrike w:val="0"/>
-                                <w:outline w:val="0"/>
-                                <w:color w:val="e2692a"/>
-                                <w:spacing w:val="9"/>
-                                <w:kern w:val="0"/>
-                                <w:position w:val="0"/>
-                                <w:sz w:val="18"/>
-                                <w:szCs w:val="18"/>
-                                <w:u w:val="none" w:color="e2692a"/>
-                                <w:shd w:val="nil" w:color="auto" w:fill="auto"/>
-                                <w:vertAlign w:val="baseline"/>
-                                <w:rtl w:val="0"/>
-                                <w:lang w:val="nl-NL"/>
-                                <w14:textOutline>
-                                  <w14:noFill/>
-                                </w14:textOutline>
-                                <w14:textFill>
-                                  <w14:solidFill>
-                                    <w14:srgbClr w14:val="E26A2B"/>
-                                  </w14:solidFill>
-                                </w14:textFill>
-                              </w:rPr>
-                              <w:t>64611019</w:t>
-                            </w:r>
-                          </w:p>
-                          <w:p>
-                            <w:pPr>
-                              <w:keepNext w:val="0"/>
-                              <w:keepLines w:val="0"/>
-                              <w:pageBreakBefore w:val="0"/>
-                              <w:widowControl w:val="1"/>
-                              <w:shd w:val="clear" w:color="auto" w:fill="auto"/>
-                              <w:tabs>
-                                <w:tab w:val="left" w:pos="5670"/>
-                                <w:tab w:val="left" w:pos="5954"/>
-                                <w:tab w:val="right" w:pos="8485"/>
-                                <w:tab w:val="right" w:pos="8485"/>
-                              </w:tabs>
-                              <w:suppressAutoHyphens w:val="0"/>
-                              <w:bidi w:val="0"/>
-                              <w:spacing w:before="0" w:after="0" w:line="240" w:lineRule="auto"/>
-                              <w:ind w:left="0" w:right="0" w:firstLine="0"/>
-                              <w:jc w:val="left"/>
-                              <w:outlineLvl w:val="0"/>
-                              <w:rPr>
-                                <w:rFonts w:ascii="Helvetica" w:cs="Helvetica" w:hAnsi="Helvetica" w:eastAsia="Helvetica"/>
-                                <w:b w:val="0"/>
-                                <w:bCs w:val="0"/>
-                                <w:i w:val="0"/>
-                                <w:iCs w:val="0"/>
-                                <w:caps w:val="0"/>
-                                <w:smallCaps w:val="0"/>
-                                <w:strike w:val="0"/>
-                                <w:dstrike w:val="0"/>
-                                <w:outline w:val="0"/>
-                                <w:color w:val="e2692a"/>
-                                <w:spacing w:val="9"/>
-                                <w:kern w:val="0"/>
-                                <w:position w:val="0"/>
-                                <w:sz w:val="18"/>
-                                <w:szCs w:val="18"/>
-                                <w:u w:val="none" w:color="e2692a"/>
-                                <w:shd w:val="nil" w:color="auto" w:fill="auto"/>
-                                <w:vertAlign w:val="baseline"/>
-                                <w:rtl w:val="0"/>
-                                <w:lang w:val="nl-NL"/>
-                                <w14:textOutline>
-                                  <w14:noFill/>
-                                </w14:textOutline>
-                                <w14:textFill>
-                                  <w14:solidFill>
-                                    <w14:srgbClr w14:val="E26A2B"/>
-                                  </w14:solidFill>
-                                </w14:textFill>
-                              </w:rPr>
-                            </w:pPr>
-                          </w:p>
-                          <w:p>
-                            <w:pPr>
-                              <w:keepNext w:val="0"/>
-                              <w:keepLines w:val="0"/>
-                              <w:pageBreakBefore w:val="0"/>
-                              <w:widowControl w:val="1"/>
-                              <w:shd w:val="clear" w:color="auto" w:fill="auto"/>
-                              <w:tabs>
-                                <w:tab w:val="left" w:pos="283"/>
-                                <w:tab w:val="left" w:pos="5954"/>
-                                <w:tab w:val="right" w:pos="8485"/>
-                                <w:tab w:val="right" w:pos="8485"/>
-                                <w:tab w:val="clear" w:pos="5670"/>
-                              </w:tabs>
-                              <w:suppressAutoHyphens w:val="0"/>
-                              <w:bidi w:val="0"/>
-                              <w:spacing w:before="0" w:after="0" w:line="240" w:lineRule="auto"/>
-                              <w:ind w:left="0" w:right="0" w:firstLine="0"/>
-                              <w:jc w:val="left"/>
-                              <w:outlineLvl w:val="0"/>
-                              <w:rPr>
-                                <w:rStyle w:val="None"/>
-                                <w:rFonts w:ascii="Helvetica" w:cs="Helvetica" w:hAnsi="Helvetica" w:eastAsia="Helvetica"/>
-                                <w:b w:val="0"/>
-                                <w:bCs w:val="0"/>
-                                <w:i w:val="0"/>
-                                <w:iCs w:val="0"/>
-                                <w:caps w:val="0"/>
-                                <w:smallCaps w:val="0"/>
-                                <w:strike w:val="0"/>
-                                <w:dstrike w:val="0"/>
-                                <w:outline w:val="0"/>
-                                <w:color w:val="e2692a"/>
-                                <w:spacing w:val="9"/>
-                                <w:kern w:val="0"/>
-                                <w:position w:val="0"/>
-                                <w:sz w:val="18"/>
-                                <w:szCs w:val="18"/>
-                                <w:u w:val="none" w:color="e2692a"/>
-                                <w:shd w:val="nil" w:color="auto" w:fill="auto"/>
-                                <w:vertAlign w:val="baseline"/>
-                                <w:rtl w:val="0"/>
-                                <w:lang w:val="nl-NL"/>
-                                <w14:textOutline>
-                                  <w14:noFill/>
-                                </w14:textOutline>
-                                <w14:textFill>
-                                  <w14:solidFill>
-                                    <w14:srgbClr w14:val="E26A2B"/>
-                                  </w14:solidFill>
-                                </w14:textFill>
-                              </w:rPr>
-                            </w:pPr>
-                            <w:r>
-                              <w:rPr>
-                                <w:rFonts w:ascii="Helvetica" w:cs="Arial Unicode MS" w:hAnsi="Helvetica" w:eastAsia="Arial Unicode MS"/>
-                                <w:b w:val="0"/>
-                                <w:bCs w:val="0"/>
-                                <w:i w:val="0"/>
-                                <w:iCs w:val="0"/>
-                                <w:caps w:val="0"/>
-                                <w:smallCaps w:val="0"/>
-                                <w:strike w:val="0"/>
-                                <w:dstrike w:val="0"/>
-                                <w:outline w:val="0"/>
-                                <w:color w:val="e2692a"/>
-                                <w:spacing w:val="9"/>
-                                <w:kern w:val="0"/>
-                                <w:position w:val="0"/>
-                                <w:sz w:val="18"/>
-                                <w:szCs w:val="18"/>
-                                <w:u w:val="none" w:color="e2692a"/>
-                                <w:shd w:val="nil" w:color="auto" w:fill="auto"/>
-                                <w:vertAlign w:val="baseline"/>
-                                <w:rtl w:val="0"/>
-                                <w:lang w:val="nl-NL"/>
-                                <w14:textOutline>
-                                  <w14:noFill/>
-                                </w14:textOutline>
-                                <w14:textFill>
-                                  <w14:solidFill>
-                                    <w14:srgbClr w14:val="E26A2B"/>
-                                  </w14:solidFill>
-                                </w14:textFill>
-                              </w:rPr>
-                              <w:t>m</w:t>
-                              <w:tab/>
-                            </w:r>
-                            <w:r>
-                              <w:rPr>
-                                <w:rStyle w:val="None"/>
-                                <w:rFonts w:ascii="Helvetica" w:cs="Arial Unicode MS" w:hAnsi="Helvetica" w:eastAsia="Arial Unicode MS"/>
-                                <w:b w:val="0"/>
-                                <w:bCs w:val="0"/>
-                                <w:i w:val="0"/>
-                                <w:iCs w:val="0"/>
-                                <w:caps w:val="0"/>
-                                <w:smallCaps w:val="0"/>
-                                <w:strike w:val="0"/>
-                                <w:dstrike w:val="0"/>
-                                <w:outline w:val="0"/>
-                                <w:color w:val="e2692a"/>
-                                <w:spacing w:val="9"/>
-                                <w:kern w:val="0"/>
-                                <w:position w:val="0"/>
-                                <w:sz w:val="18"/>
-                                <w:szCs w:val="18"/>
-                                <w:u w:val="none" w:color="e2692a"/>
-                                <w:shd w:val="nil" w:color="auto" w:fill="auto"/>
-                                <w:vertAlign w:val="baseline"/>
-                                <w:rtl w:val="0"/>
-                                <w:lang w:val="nl-NL"/>
-                                <w14:textOutline>
-                                  <w14:noFill/>
-                                </w14:textOutline>
-                                <w14:textFill>
-                                  <w14:solidFill>
-                                    <w14:srgbClr w14:val="E26A2B"/>
-                                  </w14:solidFill>
-                                </w14:textFill>
-                              </w:rPr>
-                              <w:t>0626164637</w:t>
-                            </w:r>
-                          </w:p>
-                          <w:p>
-                            <w:pPr>
-                              <w:keepNext w:val="0"/>
-                              <w:keepLines w:val="0"/>
-                              <w:pageBreakBefore w:val="0"/>
-                              <w:widowControl w:val="1"/>
-                              <w:shd w:val="clear" w:color="auto" w:fill="auto"/>
-                              <w:tabs>
-                                <w:tab w:val="left" w:pos="283"/>
-                                <w:tab w:val="right" w:pos="8485"/>
-                                <w:tab w:val="right" w:pos="8485"/>
-                                <w:tab w:val="clear" w:pos="5670"/>
-                              </w:tabs>
-                              <w:suppressAutoHyphens w:val="0"/>
-                              <w:bidi w:val="0"/>
-                              <w:spacing w:before="0" w:after="40" w:line="240" w:lineRule="auto"/>
-                              <w:ind w:left="0" w:right="0" w:firstLine="0"/>
-                              <w:jc w:val="left"/>
-                              <w:outlineLvl w:val="0"/>
-                              <w:rPr>
-                                <w:rtl w:val="0"/>
-                              </w:rPr>
-                            </w:pPr>
-                            <w:r>
-                              <w:rPr>
-                                <w:rFonts w:ascii="Helvetica" w:cs="Arial Unicode MS" w:hAnsi="Helvetica" w:eastAsia="Arial Unicode MS"/>
-                                <w:b w:val="0"/>
-                                <w:bCs w:val="0"/>
-                                <w:i w:val="0"/>
-                                <w:iCs w:val="0"/>
-                                <w:caps w:val="0"/>
-                                <w:smallCaps w:val="0"/>
-                                <w:strike w:val="0"/>
-                                <w:dstrike w:val="0"/>
-                                <w:outline w:val="0"/>
-                                <w:color w:val="e2692a"/>
-                                <w:spacing w:val="9"/>
-                                <w:kern w:val="0"/>
-                                <w:position w:val="0"/>
-                                <w:sz w:val="18"/>
-                                <w:szCs w:val="18"/>
-                                <w:u w:val="none" w:color="e2692a"/>
-                                <w:shd w:val="nil" w:color="auto" w:fill="auto"/>
-                                <w:vertAlign w:val="baseline"/>
-                                <w:rtl w:val="0"/>
-                                <w:lang w:val="nl-NL"/>
-                                <w14:textOutline>
-                                  <w14:noFill/>
-                                </w14:textOutline>
-                                <w14:textFill>
-                                  <w14:solidFill>
-                                    <w14:srgbClr w14:val="E26A2B"/>
-                                  </w14:solidFill>
-                                </w14:textFill>
-                              </w:rPr>
-                              <w:t>e</w:t>
-                            </w:r>
-                            <w:r>
-                              <w:rPr>
-                                <w:rFonts w:ascii="Helvetica" w:cs="Helvetica" w:hAnsi="Helvetica" w:eastAsia="Helvetica"/>
-                                <w:b w:val="0"/>
-                                <w:bCs w:val="0"/>
-                                <w:i w:val="0"/>
-                                <w:iCs w:val="0"/>
-                                <w:caps w:val="0"/>
-                                <w:smallCaps w:val="0"/>
-                                <w:strike w:val="0"/>
-                                <w:dstrike w:val="0"/>
-                                <w:outline w:val="0"/>
-                                <w:color w:val="e2692a"/>
-                                <w:spacing w:val="9"/>
-                                <w:kern w:val="0"/>
-                                <w:position w:val="0"/>
-                                <w:sz w:val="18"/>
-                                <w:szCs w:val="18"/>
-                                <w:u w:val="none" w:color="e2692a"/>
-                                <w:shd w:val="nil" w:color="auto" w:fill="auto"/>
-                                <w:vertAlign w:val="baseline"/>
-                                <w:lang w:val="nl-NL"/>
-                                <w14:textOutline>
-                                  <w14:noFill/>
-                                </w14:textOutline>
-                                <w14:textFill>
-                                  <w14:solidFill>
-                                    <w14:srgbClr w14:val="E26A2B"/>
-                                  </w14:solidFill>
-                                </w14:textFill>
-                              </w:rPr>
-                              <w:tab/>
-                            </w:r>
-                            <w:r>
-                              <w:rPr>
-                                <w:rFonts w:ascii="Helvetica" w:cs="Helvetica" w:hAnsi="Helvetica" w:eastAsia="Helvetica"/>
-                                <w:b w:val="0"/>
-                                <w:bCs w:val="0"/>
-                                <w:i w:val="0"/>
-                                <w:iCs w:val="0"/>
-                                <w:caps w:val="0"/>
-                                <w:smallCaps w:val="0"/>
-                                <w:strike w:val="0"/>
-                                <w:dstrike w:val="0"/>
-                                <w:outline w:val="0"/>
-                                <w:color w:val="e2692a"/>
-                                <w:spacing w:val="9"/>
-                                <w:kern w:val="0"/>
-                                <w:position w:val="0"/>
-                                <w:sz w:val="18"/>
-                                <w:szCs w:val="18"/>
-                                <w:u w:val="none" w:color="e2692a"/>
-                                <w:shd w:val="nil" w:color="auto" w:fill="auto"/>
-                                <w:vertAlign w:val="baseline"/>
-                                <w:lang w:val="nl-NL"/>
-                                <w14:textOutline>
-                                  <w14:noFill/>
-                                </w14:textOutline>
-                                <w14:textFill>
-                                  <w14:solidFill>
-                                    <w14:srgbClr w14:val="E26A2B"/>
-                                  </w14:solidFill>
-                                </w14:textFill>
-                              </w:rPr>
-                              <w:fldChar w:fldCharType="begin" w:fldLock="0"/>
-                            </w:r>
-                            <w:r>
-                              <w:rPr>
-                                <w:rFonts w:ascii="Helvetica" w:cs="Helvetica" w:hAnsi="Helvetica" w:eastAsia="Helvetica"/>
-                                <w:b w:val="0"/>
-                                <w:bCs w:val="0"/>
-                                <w:i w:val="0"/>
-                                <w:iCs w:val="0"/>
-                                <w:caps w:val="0"/>
-                                <w:smallCaps w:val="0"/>
-                                <w:strike w:val="0"/>
-                                <w:dstrike w:val="0"/>
-                                <w:outline w:val="0"/>
-                                <w:color w:val="e2692a"/>
-                                <w:spacing w:val="9"/>
-                                <w:kern w:val="0"/>
-                                <w:position w:val="0"/>
-                                <w:sz w:val="18"/>
-                                <w:szCs w:val="18"/>
-                                <w:u w:val="none" w:color="e2692a"/>
-                                <w:shd w:val="nil" w:color="auto" w:fill="auto"/>
-                                <w:vertAlign w:val="baseline"/>
-                                <w:lang w:val="nl-NL"/>
-                                <w14:textOutline>
-                                  <w14:noFill/>
-                                </w14:textOutline>
-                                <w14:textFill>
-                                  <w14:solidFill>
-                                    <w14:srgbClr w14:val="E26A2B"/>
-                                  </w14:solidFill>
-                                </w14:textFill>
-                              </w:rPr>
-                              <w:instrText xml:space="preserve"> HYPERLINK "mailto:info@pruijs.nl"</w:instrText>
-                            </w:r>
-                            <w:r>
-                              <w:rPr>
-                                <w:rFonts w:ascii="Helvetica" w:cs="Helvetica" w:hAnsi="Helvetica" w:eastAsia="Helvetica"/>
-                                <w:b w:val="0"/>
-                                <w:bCs w:val="0"/>
-                                <w:i w:val="0"/>
-                                <w:iCs w:val="0"/>
-                                <w:caps w:val="0"/>
-                                <w:smallCaps w:val="0"/>
-                                <w:strike w:val="0"/>
-                                <w:dstrike w:val="0"/>
-                                <w:outline w:val="0"/>
-                                <w:color w:val="e2692a"/>
-                                <w:spacing w:val="9"/>
-                                <w:kern w:val="0"/>
-                                <w:position w:val="0"/>
-                                <w:sz w:val="18"/>
-                                <w:szCs w:val="18"/>
-                                <w:u w:val="none" w:color="e2692a"/>
-                                <w:shd w:val="nil" w:color="auto" w:fill="auto"/>
-                                <w:vertAlign w:val="baseline"/>
-                                <w:lang w:val="nl-NL"/>
-                                <w14:textOutline>
-                                  <w14:noFill/>
-                                </w14:textOutline>
-                                <w14:textFill>
-                                  <w14:solidFill>
-                                    <w14:srgbClr w14:val="E26A2B"/>
-                                  </w14:solidFill>
-                                </w14:textFill>
-                              </w:rPr>
-                              <w:fldChar w:fldCharType="separate" w:fldLock="0"/>
-                            </w:r>
-                            <w:r>
-                              <w:rPr>
-                                <w:rFonts w:ascii="Helvetica" w:cs="Arial Unicode MS" w:hAnsi="Helvetica" w:eastAsia="Arial Unicode MS"/>
-                                <w:b w:val="0"/>
-                                <w:bCs w:val="0"/>
-                                <w:i w:val="0"/>
-                                <w:iCs w:val="0"/>
-                                <w:caps w:val="0"/>
-                                <w:smallCaps w:val="0"/>
-                                <w:strike w:val="0"/>
-                                <w:dstrike w:val="0"/>
-                                <w:outline w:val="0"/>
-                                <w:color w:val="e2692a"/>
-                                <w:spacing w:val="9"/>
-                                <w:kern w:val="0"/>
-                                <w:position w:val="0"/>
-                                <w:sz w:val="18"/>
-                                <w:szCs w:val="18"/>
-                                <w:u w:val="none" w:color="e2692a"/>
-                                <w:shd w:val="nil" w:color="auto" w:fill="auto"/>
-                                <w:vertAlign w:val="baseline"/>
-                                <w:rtl w:val="0"/>
-                                <w:lang w:val="en-US"/>
-                                <w14:textOutline>
-                                  <w14:noFill/>
-                                </w14:textOutline>
-                                <w14:textFill>
-                                  <w14:solidFill>
-                                    <w14:srgbClr w14:val="E26A2B"/>
-                                  </w14:solidFill>
-                                </w14:textFill>
-                              </w:rPr>
-                              <w:t>info@pruijs.nl</w:t>
-                            </w:r>
-                            <w:r>
-                              <w:rPr>
-                                <w:rFonts w:ascii="Helvetica" w:cs="Helvetica" w:hAnsi="Helvetica" w:eastAsia="Helvetica"/>
-                                <w:b w:val="0"/>
-                                <w:bCs w:val="0"/>
-                                <w:i w:val="0"/>
-                                <w:iCs w:val="0"/>
-                                <w:caps w:val="0"/>
-                                <w:smallCaps w:val="0"/>
-                                <w:strike w:val="0"/>
-                                <w:dstrike w:val="0"/>
-                                <w:outline w:val="0"/>
-                                <w:color w:val="e2692a"/>
-                                <w:spacing w:val="9"/>
-                                <w:kern w:val="0"/>
-                                <w:position w:val="0"/>
-                                <w:sz w:val="18"/>
-                                <w:szCs w:val="18"/>
-                                <w:u w:val="none" w:color="e2692a"/>
-                                <w:shd w:val="nil" w:color="auto" w:fill="auto"/>
-                                <w:vertAlign w:val="baseline"/>
-                                <w:lang w:val="nl-NL"/>
-                                <w14:textOutline>
-                                  <w14:noFill/>
-                                </w14:textOutline>
-                                <w14:textFill>
-                                  <w14:solidFill>
-                                    <w14:srgbClr w14:val="E26A2B"/>
-                                  </w14:solidFill>
-                                </w14:textFill>
-                              </w:rPr>
-                              <w:fldChar w:fldCharType="end" w:fldLock="0"/>
-                            </w:r>
-                          </w:p>
-                        </w:txbxContent>
-                      </wps:txbx>
-                      <wps:bodyPr wrap="square" lIns="50800" tIns="50800" rIns="50800" bIns="50800" numCol="1" anchor="t">
-                        <a:noAutofit/>
-                      </wps:bodyPr>
+                      <wps:bodyPr/>
                     </wps:wsp>
                   </a:graphicData>
                 </a:graphic>
@@ -894,823 +75,6 @@
               <v:shape id="_x0000_s1026" type="#_x0000_t202" style="visibility:visible;position:absolute;margin-left:312.6pt;margin-top:23.6pt;width:138.1pt;height:98.6pt;z-index:251660288;mso-position-horizontal:absolute;mso-position-horizontal-relative:margin;mso-position-vertical:absolute;mso-position-vertical-relative:page;mso-wrap-distance-left:12.0pt;mso-wrap-distance-top:12.0pt;mso-wrap-distance-right:12.0pt;mso-wrap-distance-bottom:12.0pt;">
                 <v:fill on="f"/>
                 <v:stroke on="f" weight="1.0pt" dashstyle="solid" endcap="flat" miterlimit="400.0%" joinstyle="miter" linestyle="single" startarrow="none" startarrowwidth="medium" startarrowlength="medium" endarrow="none" endarrowwidth="medium" endarrowlength="medium"/>
-                <v:textbox>
-                  <w:txbxContent>
-                    <w:p>
-                      <w:pPr>
-                        <w:keepNext w:val="0"/>
-                        <w:keepLines w:val="0"/>
-                        <w:pageBreakBefore w:val="0"/>
-                        <w:widowControl w:val="1"/>
-                        <w:shd w:val="clear" w:color="auto" w:fill="auto"/>
-                        <w:tabs>
-                          <w:tab w:val="left" w:pos="5669"/>
-                          <w:tab w:val="right" w:pos="8080"/>
-                          <w:tab w:val="right" w:pos="8485"/>
-                        </w:tabs>
-                        <w:suppressAutoHyphens w:val="0"/>
-                        <w:bidi w:val="0"/>
-                        <w:spacing w:before="0" w:after="0" w:line="240" w:lineRule="auto"/>
-                        <w:ind w:left="0" w:right="0" w:firstLine="0"/>
-                        <w:jc w:val="left"/>
-                        <w:outlineLvl w:val="0"/>
-                        <w:rPr>
-                          <w:rStyle w:val="None"/>
-                          <w:rFonts w:ascii="Helvetica" w:cs="Helvetica" w:hAnsi="Helvetica" w:eastAsia="Helvetica"/>
-                          <w:b w:val="0"/>
-                          <w:bCs w:val="0"/>
-                          <w:i w:val="0"/>
-                          <w:iCs w:val="0"/>
-                          <w:caps w:val="0"/>
-                          <w:smallCaps w:val="0"/>
-                          <w:strike w:val="0"/>
-                          <w:dstrike w:val="0"/>
-                          <w:outline w:val="0"/>
-                          <w:color w:val="e2692a"/>
-                          <w:spacing w:val="21"/>
-                          <w:kern w:val="0"/>
-                          <w:position w:val="0"/>
-                          <w:sz w:val="18"/>
-                          <w:szCs w:val="18"/>
-                          <w:u w:val="none" w:color="e2692a"/>
-                          <w:shd w:val="nil" w:color="auto" w:fill="auto"/>
-                          <w:vertAlign w:val="baseline"/>
-                          <w:rtl w:val="0"/>
-                          <w:lang w:val="nl-NL"/>
-                          <w14:textOutline>
-                            <w14:noFill/>
-                          </w14:textOutline>
-                          <w14:textFill>
-                            <w14:solidFill>
-                              <w14:srgbClr w14:val="E26A2B"/>
-                            </w14:solidFill>
-                          </w14:textFill>
-                        </w:rPr>
-                      </w:pPr>
-                      <w:r>
-                        <w:rPr>
-                          <w:rStyle w:val="None"/>
-                          <w:rFonts w:ascii="Helvetica" w:cs="Arial Unicode MS" w:hAnsi="Helvetica" w:eastAsia="Arial Unicode MS"/>
-                          <w:b w:val="1"/>
-                          <w:bCs w:val="1"/>
-                          <w:i w:val="0"/>
-                          <w:iCs w:val="0"/>
-                          <w:caps w:val="0"/>
-                          <w:smallCaps w:val="0"/>
-                          <w:strike w:val="0"/>
-                          <w:dstrike w:val="0"/>
-                          <w:outline w:val="0"/>
-                          <w:color w:val="e2692a"/>
-                          <w:spacing w:val="21"/>
-                          <w:kern w:val="0"/>
-                          <w:position w:val="0"/>
-                          <w:sz w:val="18"/>
-                          <w:szCs w:val="18"/>
-                          <w:u w:val="none" w:color="e2692a"/>
-                          <w:shd w:val="nil" w:color="auto" w:fill="auto"/>
-                          <w:vertAlign w:val="baseline"/>
-                          <w:rtl w:val="0"/>
-                          <w:lang w:val="nl-NL"/>
-                          <w14:textOutline>
-                            <w14:noFill/>
-                          </w14:textOutline>
-                          <w14:textFill>
-                            <w14:solidFill>
-                              <w14:srgbClr w14:val="E26A2B"/>
-                            </w14:solidFill>
-                          </w14:textFill>
-                        </w:rPr>
-                        <w:t>Unboxing Solutions</w:t>
-                      </w:r>
-                      <w:r>
-                        <w:rPr>
-                          <w:rStyle w:val="None"/>
-                          <w:rFonts w:ascii="Helvetica" w:cs="Helvetica" w:hAnsi="Helvetica" w:eastAsia="Helvetica"/>
-                          <w:b w:val="0"/>
-                          <w:bCs w:val="0"/>
-                          <w:i w:val="0"/>
-                          <w:iCs w:val="0"/>
-                          <w:caps w:val="0"/>
-                          <w:smallCaps w:val="0"/>
-                          <w:strike w:val="0"/>
-                          <w:dstrike w:val="0"/>
-                          <w:outline w:val="0"/>
-                          <w:color w:val="e2692a"/>
-                          <w:spacing w:val="21"/>
-                          <w:kern w:val="0"/>
-                          <w:position w:val="0"/>
-                          <w:sz w:val="18"/>
-                          <w:szCs w:val="18"/>
-                          <w:u w:val="none" w:color="e2692a"/>
-                          <w:shd w:val="nil" w:color="auto" w:fill="auto"/>
-                          <w:vertAlign w:val="baseline"/>
-                          <w:lang w:val="nl-NL"/>
-                          <w14:textOutline>
-                            <w14:noFill/>
-                          </w14:textOutline>
-                          <w14:textFill>
-                            <w14:solidFill>
-                              <w14:srgbClr w14:val="E26A2B"/>
-                            </w14:solidFill>
-                          </w14:textFill>
-                        </w:rPr>
-                        <w:br w:type="textWrapping"/>
-                      </w:r>
-                      <w:r>
-                        <w:rPr>
-                          <w:rStyle w:val="None"/>
-                          <w:rFonts w:ascii="Helvetica" w:cs="Arial Unicode MS" w:hAnsi="Helvetica" w:eastAsia="Arial Unicode MS"/>
-                          <w:b w:val="0"/>
-                          <w:bCs w:val="0"/>
-                          <w:i w:val="0"/>
-                          <w:iCs w:val="0"/>
-                          <w:caps w:val="0"/>
-                          <w:smallCaps w:val="0"/>
-                          <w:strike w:val="0"/>
-                          <w:dstrike w:val="0"/>
-                          <w:outline w:val="0"/>
-                          <w:color w:val="e2692a"/>
-                          <w:spacing w:val="21"/>
-                          <w:kern w:val="0"/>
-                          <w:position w:val="0"/>
-                          <w:sz w:val="18"/>
-                          <w:szCs w:val="18"/>
-                          <w:u w:val="none" w:color="e2692a"/>
-                          <w:shd w:val="nil" w:color="auto" w:fill="auto"/>
-                          <w:vertAlign w:val="baseline"/>
-                          <w:rtl w:val="0"/>
-                          <w:lang w:val="nl-NL"/>
-                          <w14:textOutline>
-                            <w14:noFill/>
-                          </w14:textOutline>
-                          <w14:textFill>
-                            <w14:solidFill>
-                              <w14:srgbClr w14:val="E26A2B"/>
-                            </w14:solidFill>
-                          </w14:textFill>
-                        </w:rPr>
-                        <w:t>Zoete Campagnergaarde 6</w:t>
-                      </w:r>
-                      <w:r>
-                        <w:rPr>
-                          <w:rStyle w:val="None"/>
-                          <w:rFonts w:ascii="Helvetica" w:cs="Helvetica" w:hAnsi="Helvetica" w:eastAsia="Helvetica"/>
-                          <w:b w:val="0"/>
-                          <w:bCs w:val="0"/>
-                          <w:i w:val="0"/>
-                          <w:iCs w:val="0"/>
-                          <w:caps w:val="0"/>
-                          <w:smallCaps w:val="0"/>
-                          <w:strike w:val="0"/>
-                          <w:dstrike w:val="0"/>
-                          <w:outline w:val="0"/>
-                          <w:color w:val="e2692a"/>
-                          <w:spacing w:val="21"/>
-                          <w:kern w:val="0"/>
-                          <w:position w:val="0"/>
-                          <w:sz w:val="18"/>
-                          <w:szCs w:val="18"/>
-                          <w:u w:val="none" w:color="e2692a"/>
-                          <w:shd w:val="nil" w:color="auto" w:fill="auto"/>
-                          <w:vertAlign w:val="baseline"/>
-                          <w:lang w:val="nl-NL"/>
-                          <w14:textOutline>
-                            <w14:noFill/>
-                          </w14:textOutline>
-                          <w14:textFill>
-                            <w14:solidFill>
-                              <w14:srgbClr w14:val="E26A2B"/>
-                            </w14:solidFill>
-                          </w14:textFill>
-                        </w:rPr>
-                        <w:br w:type="textWrapping"/>
-                      </w:r>
-                      <w:r>
-                        <w:rPr>
-                          <w:rStyle w:val="None"/>
-                          <w:rFonts w:ascii="Helvetica" w:cs="Arial Unicode MS" w:hAnsi="Helvetica" w:eastAsia="Arial Unicode MS"/>
-                          <w:b w:val="0"/>
-                          <w:bCs w:val="0"/>
-                          <w:i w:val="0"/>
-                          <w:iCs w:val="0"/>
-                          <w:caps w:val="0"/>
-                          <w:smallCaps w:val="0"/>
-                          <w:strike w:val="0"/>
-                          <w:dstrike w:val="0"/>
-                          <w:outline w:val="0"/>
-                          <w:color w:val="e2692a"/>
-                          <w:spacing w:val="21"/>
-                          <w:kern w:val="0"/>
-                          <w:position w:val="0"/>
-                          <w:sz w:val="18"/>
-                          <w:szCs w:val="18"/>
-                          <w:u w:val="none" w:color="e2692a"/>
-                          <w:shd w:val="nil" w:color="auto" w:fill="auto"/>
-                          <w:vertAlign w:val="baseline"/>
-                          <w:rtl w:val="0"/>
-                          <w:lang w:val="nl-NL"/>
-                          <w14:textOutline>
-                            <w14:noFill/>
-                          </w14:textOutline>
-                          <w14:textFill>
-                            <w14:solidFill>
-                              <w14:srgbClr w14:val="E26A2B"/>
-                            </w14:solidFill>
-                          </w14:textFill>
-                        </w:rPr>
-                        <w:t>3824 AK  Amersfoort</w:t>
-                      </w:r>
-                      <w:r>
-                        <w:rPr>
-                          <w:rStyle w:val="None"/>
-                          <w:rFonts w:ascii="Helvetica" w:cs="Helvetica" w:hAnsi="Helvetica" w:eastAsia="Helvetica"/>
-                          <w:b w:val="0"/>
-                          <w:bCs w:val="0"/>
-                          <w:i w:val="0"/>
-                          <w:iCs w:val="0"/>
-                          <w:caps w:val="0"/>
-                          <w:smallCaps w:val="0"/>
-                          <w:strike w:val="0"/>
-                          <w:dstrike w:val="0"/>
-                          <w:outline w:val="0"/>
-                          <w:color w:val="e2692a"/>
-                          <w:spacing w:val="21"/>
-                          <w:kern w:val="0"/>
-                          <w:position w:val="0"/>
-                          <w:sz w:val="18"/>
-                          <w:szCs w:val="18"/>
-                          <w:u w:val="none" w:color="e2692a"/>
-                          <w:shd w:val="nil" w:color="auto" w:fill="auto"/>
-                          <w:vertAlign w:val="baseline"/>
-                          <w:lang w:val="nl-NL"/>
-                          <w14:textOutline>
-                            <w14:noFill/>
-                          </w14:textOutline>
-                          <w14:textFill>
-                            <w14:solidFill>
-                              <w14:srgbClr w14:val="E26A2B"/>
-                            </w14:solidFill>
-                          </w14:textFill>
-                        </w:rPr>
-                        <w:br w:type="textWrapping"/>
-                      </w:r>
-                    </w:p>
-                    <w:p>
-                      <w:pPr>
-                        <w:keepNext w:val="0"/>
-                        <w:keepLines w:val="0"/>
-                        <w:pageBreakBefore w:val="0"/>
-                        <w:widowControl w:val="1"/>
-                        <w:shd w:val="clear" w:color="auto" w:fill="auto"/>
-                        <w:tabs>
-                          <w:tab w:val="left" w:pos="5670"/>
-                          <w:tab w:val="right" w:pos="8485"/>
-                          <w:tab w:val="right" w:pos="8485"/>
-                        </w:tabs>
-                        <w:suppressAutoHyphens w:val="0"/>
-                        <w:bidi w:val="0"/>
-                        <w:spacing w:before="0" w:after="0" w:line="240" w:lineRule="auto"/>
-                        <w:ind w:left="0" w:right="0" w:firstLine="0"/>
-                        <w:jc w:val="left"/>
-                        <w:outlineLvl w:val="0"/>
-                        <w:rPr>
-                          <w:rFonts w:ascii="Helvetica" w:cs="Helvetica" w:hAnsi="Helvetica" w:eastAsia="Helvetica"/>
-                          <w:b w:val="0"/>
-                          <w:bCs w:val="0"/>
-                          <w:i w:val="0"/>
-                          <w:iCs w:val="0"/>
-                          <w:caps w:val="0"/>
-                          <w:smallCaps w:val="0"/>
-                          <w:strike w:val="0"/>
-                          <w:dstrike w:val="0"/>
-                          <w:outline w:val="0"/>
-                          <w:color w:val="e2692a"/>
-                          <w:spacing w:val="9"/>
-                          <w:kern w:val="0"/>
-                          <w:position w:val="0"/>
-                          <w:sz w:val="18"/>
-                          <w:szCs w:val="18"/>
-                          <w:u w:val="none" w:color="e2692a"/>
-                          <w:shd w:val="nil" w:color="auto" w:fill="auto"/>
-                          <w:vertAlign w:val="baseline"/>
-                          <w:rtl w:val="0"/>
-                          <w:lang w:val="nl-NL"/>
-                          <w14:textOutline>
-                            <w14:noFill/>
-                          </w14:textOutline>
-                          <w14:textFill>
-                            <w14:solidFill>
-                              <w14:srgbClr w14:val="E26A2B"/>
-                            </w14:solidFill>
-                          </w14:textFill>
-                        </w:rPr>
-                      </w:pPr>
-                      <w:r>
-                        <w:rPr>
-                          <w:rStyle w:val="None"/>
-                          <w:rFonts w:ascii="Helvetica" w:cs="Arial Unicode MS" w:hAnsi="Helvetica" w:eastAsia="Arial Unicode MS"/>
-                          <w:b w:val="0"/>
-                          <w:bCs w:val="0"/>
-                          <w:i w:val="0"/>
-                          <w:iCs w:val="0"/>
-                          <w:caps w:val="0"/>
-                          <w:smallCaps w:val="0"/>
-                          <w:strike w:val="0"/>
-                          <w:dstrike w:val="0"/>
-                          <w:outline w:val="0"/>
-                          <w:color w:val="e2692a"/>
-                          <w:spacing w:val="9"/>
-                          <w:kern w:val="0"/>
-                          <w:position w:val="0"/>
-                          <w:sz w:val="18"/>
-                          <w:szCs w:val="18"/>
-                          <w:u w:val="none" w:color="e2692a"/>
-                          <w:shd w:val="nil" w:color="auto" w:fill="auto"/>
-                          <w:vertAlign w:val="baseline"/>
-                          <w:rtl w:val="0"/>
-                          <w:lang w:val="nl-NL"/>
-                          <w14:textOutline>
-                            <w14:noFill/>
-                          </w14:textOutline>
-                          <w14:textFill>
-                            <w14:solidFill>
-                              <w14:srgbClr w14:val="E26A2B"/>
-                            </w14:solidFill>
-                          </w14:textFill>
-                        </w:rPr>
-                        <w:t xml:space="preserve">KvK-nummer </w:t>
-                      </w:r>
-                      <w:r>
-                        <w:rPr>
-                          <w:rStyle w:val="None"/>
-                          <w:rFonts w:ascii="Helvetica" w:cs="Arial Unicode MS" w:hAnsi="Helvetica" w:eastAsia="Arial Unicode MS"/>
-                          <w:b w:val="0"/>
-                          <w:bCs w:val="0"/>
-                          <w:i w:val="0"/>
-                          <w:iCs w:val="0"/>
-                          <w:caps w:val="0"/>
-                          <w:smallCaps w:val="0"/>
-                          <w:strike w:val="0"/>
-                          <w:dstrike w:val="0"/>
-                          <w:outline w:val="0"/>
-                          <w:color w:val="e2692a"/>
-                          <w:spacing w:val="9"/>
-                          <w:kern w:val="0"/>
-                          <w:position w:val="0"/>
-                          <w:sz w:val="18"/>
-                          <w:szCs w:val="18"/>
-                          <w:u w:val="none" w:color="e2692a"/>
-                          <w:shd w:val="nil" w:color="auto" w:fill="auto"/>
-                          <w:vertAlign w:val="baseline"/>
-                          <w:rtl w:val="0"/>
-                          <w:lang w:val="nl-NL"/>
-                          <w14:textOutline>
-                            <w14:noFill/>
-                          </w14:textOutline>
-                          <w14:textFill>
-                            <w14:solidFill>
-                              <w14:srgbClr w14:val="E26A2B"/>
-                            </w14:solidFill>
-                          </w14:textFill>
-                        </w:rPr>
-                        <w:t>64611019</w:t>
-                      </w:r>
-                    </w:p>
-                    <w:p>
-                      <w:pPr>
-                        <w:keepNext w:val="0"/>
-                        <w:keepLines w:val="0"/>
-                        <w:pageBreakBefore w:val="0"/>
-                        <w:widowControl w:val="1"/>
-                        <w:shd w:val="clear" w:color="auto" w:fill="auto"/>
-                        <w:tabs>
-                          <w:tab w:val="left" w:pos="5670"/>
-                          <w:tab w:val="left" w:pos="5954"/>
-                          <w:tab w:val="right" w:pos="8485"/>
-                          <w:tab w:val="right" w:pos="8485"/>
-                        </w:tabs>
-                        <w:suppressAutoHyphens w:val="0"/>
-                        <w:bidi w:val="0"/>
-                        <w:spacing w:before="0" w:after="0" w:line="240" w:lineRule="auto"/>
-                        <w:ind w:left="0" w:right="0" w:firstLine="0"/>
-                        <w:jc w:val="left"/>
-                        <w:outlineLvl w:val="0"/>
-                        <w:rPr>
-                          <w:rFonts w:ascii="Helvetica" w:cs="Helvetica" w:hAnsi="Helvetica" w:eastAsia="Helvetica"/>
-                          <w:b w:val="0"/>
-                          <w:bCs w:val="0"/>
-                          <w:i w:val="0"/>
-                          <w:iCs w:val="0"/>
-                          <w:caps w:val="0"/>
-                          <w:smallCaps w:val="0"/>
-                          <w:strike w:val="0"/>
-                          <w:dstrike w:val="0"/>
-                          <w:outline w:val="0"/>
-                          <w:color w:val="e2692a"/>
-                          <w:spacing w:val="9"/>
-                          <w:kern w:val="0"/>
-                          <w:position w:val="0"/>
-                          <w:sz w:val="18"/>
-                          <w:szCs w:val="18"/>
-                          <w:u w:val="none" w:color="e2692a"/>
-                          <w:shd w:val="nil" w:color="auto" w:fill="auto"/>
-                          <w:vertAlign w:val="baseline"/>
-                          <w:rtl w:val="0"/>
-                          <w:lang w:val="nl-NL"/>
-                          <w14:textOutline>
-                            <w14:noFill/>
-                          </w14:textOutline>
-                          <w14:textFill>
-                            <w14:solidFill>
-                              <w14:srgbClr w14:val="E26A2B"/>
-                            </w14:solidFill>
-                          </w14:textFill>
-                        </w:rPr>
-                      </w:pPr>
-                    </w:p>
-                    <w:p>
-                      <w:pPr>
-                        <w:keepNext w:val="0"/>
-                        <w:keepLines w:val="0"/>
-                        <w:pageBreakBefore w:val="0"/>
-                        <w:widowControl w:val="1"/>
-                        <w:shd w:val="clear" w:color="auto" w:fill="auto"/>
-                        <w:tabs>
-                          <w:tab w:val="left" w:pos="283"/>
-                          <w:tab w:val="left" w:pos="5954"/>
-                          <w:tab w:val="right" w:pos="8485"/>
-                          <w:tab w:val="right" w:pos="8485"/>
-                          <w:tab w:val="clear" w:pos="5670"/>
-                        </w:tabs>
-                        <w:suppressAutoHyphens w:val="0"/>
-                        <w:bidi w:val="0"/>
-                        <w:spacing w:before="0" w:after="0" w:line="240" w:lineRule="auto"/>
-                        <w:ind w:left="0" w:right="0" w:firstLine="0"/>
-                        <w:jc w:val="left"/>
-                        <w:outlineLvl w:val="0"/>
-                        <w:rPr>
-                          <w:rStyle w:val="None"/>
-                          <w:rFonts w:ascii="Helvetica" w:cs="Helvetica" w:hAnsi="Helvetica" w:eastAsia="Helvetica"/>
-                          <w:b w:val="0"/>
-                          <w:bCs w:val="0"/>
-                          <w:i w:val="0"/>
-                          <w:iCs w:val="0"/>
-                          <w:caps w:val="0"/>
-                          <w:smallCaps w:val="0"/>
-                          <w:strike w:val="0"/>
-                          <w:dstrike w:val="0"/>
-                          <w:outline w:val="0"/>
-                          <w:color w:val="e2692a"/>
-                          <w:spacing w:val="9"/>
-                          <w:kern w:val="0"/>
-                          <w:position w:val="0"/>
-                          <w:sz w:val="18"/>
-                          <w:szCs w:val="18"/>
-                          <w:u w:val="none" w:color="e2692a"/>
-                          <w:shd w:val="nil" w:color="auto" w:fill="auto"/>
-                          <w:vertAlign w:val="baseline"/>
-                          <w:rtl w:val="0"/>
-                          <w:lang w:val="nl-NL"/>
-                          <w14:textOutline>
-                            <w14:noFill/>
-                          </w14:textOutline>
-                          <w14:textFill>
-                            <w14:solidFill>
-                              <w14:srgbClr w14:val="E26A2B"/>
-                            </w14:solidFill>
-                          </w14:textFill>
-                        </w:rPr>
-                      </w:pPr>
-                      <w:r>
-                        <w:rPr>
-                          <w:rFonts w:ascii="Helvetica" w:cs="Arial Unicode MS" w:hAnsi="Helvetica" w:eastAsia="Arial Unicode MS"/>
-                          <w:b w:val="0"/>
-                          <w:bCs w:val="0"/>
-                          <w:i w:val="0"/>
-                          <w:iCs w:val="0"/>
-                          <w:caps w:val="0"/>
-                          <w:smallCaps w:val="0"/>
-                          <w:strike w:val="0"/>
-                          <w:dstrike w:val="0"/>
-                          <w:outline w:val="0"/>
-                          <w:color w:val="e2692a"/>
-                          <w:spacing w:val="9"/>
-                          <w:kern w:val="0"/>
-                          <w:position w:val="0"/>
-                          <w:sz w:val="18"/>
-                          <w:szCs w:val="18"/>
-                          <w:u w:val="none" w:color="e2692a"/>
-                          <w:shd w:val="nil" w:color="auto" w:fill="auto"/>
-                          <w:vertAlign w:val="baseline"/>
-                          <w:rtl w:val="0"/>
-                          <w:lang w:val="nl-NL"/>
-                          <w14:textOutline>
-                            <w14:noFill/>
-                          </w14:textOutline>
-                          <w14:textFill>
-                            <w14:solidFill>
-                              <w14:srgbClr w14:val="E26A2B"/>
-                            </w14:solidFill>
-                          </w14:textFill>
-                        </w:rPr>
-                        <w:t>m</w:t>
-                        <w:tab/>
-                      </w:r>
-                      <w:r>
-                        <w:rPr>
-                          <w:rStyle w:val="None"/>
-                          <w:rFonts w:ascii="Helvetica" w:cs="Arial Unicode MS" w:hAnsi="Helvetica" w:eastAsia="Arial Unicode MS"/>
-                          <w:b w:val="0"/>
-                          <w:bCs w:val="0"/>
-                          <w:i w:val="0"/>
-                          <w:iCs w:val="0"/>
-                          <w:caps w:val="0"/>
-                          <w:smallCaps w:val="0"/>
-                          <w:strike w:val="0"/>
-                          <w:dstrike w:val="0"/>
-                          <w:outline w:val="0"/>
-                          <w:color w:val="e2692a"/>
-                          <w:spacing w:val="9"/>
-                          <w:kern w:val="0"/>
-                          <w:position w:val="0"/>
-                          <w:sz w:val="18"/>
-                          <w:szCs w:val="18"/>
-                          <w:u w:val="none" w:color="e2692a"/>
-                          <w:shd w:val="nil" w:color="auto" w:fill="auto"/>
-                          <w:vertAlign w:val="baseline"/>
-                          <w:rtl w:val="0"/>
-                          <w:lang w:val="nl-NL"/>
-                          <w14:textOutline>
-                            <w14:noFill/>
-                          </w14:textOutline>
-                          <w14:textFill>
-                            <w14:solidFill>
-                              <w14:srgbClr w14:val="E26A2B"/>
-                            </w14:solidFill>
-                          </w14:textFill>
-                        </w:rPr>
-                        <w:t>0626164637</w:t>
-                      </w:r>
-                    </w:p>
-                    <w:p>
-                      <w:pPr>
-                        <w:keepNext w:val="0"/>
-                        <w:keepLines w:val="0"/>
-                        <w:pageBreakBefore w:val="0"/>
-                        <w:widowControl w:val="1"/>
-                        <w:shd w:val="clear" w:color="auto" w:fill="auto"/>
-                        <w:tabs>
-                          <w:tab w:val="left" w:pos="283"/>
-                          <w:tab w:val="right" w:pos="8485"/>
-                          <w:tab w:val="right" w:pos="8485"/>
-                          <w:tab w:val="clear" w:pos="5670"/>
-                        </w:tabs>
-                        <w:suppressAutoHyphens w:val="0"/>
-                        <w:bidi w:val="0"/>
-                        <w:spacing w:before="0" w:after="40" w:line="240" w:lineRule="auto"/>
-                        <w:ind w:left="0" w:right="0" w:firstLine="0"/>
-                        <w:jc w:val="left"/>
-                        <w:outlineLvl w:val="0"/>
-                        <w:rPr>
-                          <w:rtl w:val="0"/>
-                        </w:rPr>
-                      </w:pPr>
-                      <w:r>
-                        <w:rPr>
-                          <w:rFonts w:ascii="Helvetica" w:cs="Arial Unicode MS" w:hAnsi="Helvetica" w:eastAsia="Arial Unicode MS"/>
-                          <w:b w:val="0"/>
-                          <w:bCs w:val="0"/>
-                          <w:i w:val="0"/>
-                          <w:iCs w:val="0"/>
-                          <w:caps w:val="0"/>
-                          <w:smallCaps w:val="0"/>
-                          <w:strike w:val="0"/>
-                          <w:dstrike w:val="0"/>
-                          <w:outline w:val="0"/>
-                          <w:color w:val="e2692a"/>
-                          <w:spacing w:val="9"/>
-                          <w:kern w:val="0"/>
-                          <w:position w:val="0"/>
-                          <w:sz w:val="18"/>
-                          <w:szCs w:val="18"/>
-                          <w:u w:val="none" w:color="e2692a"/>
-                          <w:shd w:val="nil" w:color="auto" w:fill="auto"/>
-                          <w:vertAlign w:val="baseline"/>
-                          <w:rtl w:val="0"/>
-                          <w:lang w:val="nl-NL"/>
-                          <w14:textOutline>
-                            <w14:noFill/>
-                          </w14:textOutline>
-                          <w14:textFill>
-                            <w14:solidFill>
-                              <w14:srgbClr w14:val="E26A2B"/>
-                            </w14:solidFill>
-                          </w14:textFill>
-                        </w:rPr>
-                        <w:t>e</w:t>
-                      </w:r>
-                      <w:r>
-                        <w:rPr>
-                          <w:rFonts w:ascii="Helvetica" w:cs="Helvetica" w:hAnsi="Helvetica" w:eastAsia="Helvetica"/>
-                          <w:b w:val="0"/>
-                          <w:bCs w:val="0"/>
-                          <w:i w:val="0"/>
-                          <w:iCs w:val="0"/>
-                          <w:caps w:val="0"/>
-                          <w:smallCaps w:val="0"/>
-                          <w:strike w:val="0"/>
-                          <w:dstrike w:val="0"/>
-                          <w:outline w:val="0"/>
-                          <w:color w:val="e2692a"/>
-                          <w:spacing w:val="9"/>
-                          <w:kern w:val="0"/>
-                          <w:position w:val="0"/>
-                          <w:sz w:val="18"/>
-                          <w:szCs w:val="18"/>
-                          <w:u w:val="none" w:color="e2692a"/>
-                          <w:shd w:val="nil" w:color="auto" w:fill="auto"/>
-                          <w:vertAlign w:val="baseline"/>
-                          <w:lang w:val="nl-NL"/>
-                          <w14:textOutline>
-                            <w14:noFill/>
-                          </w14:textOutline>
-                          <w14:textFill>
-                            <w14:solidFill>
-                              <w14:srgbClr w14:val="E26A2B"/>
-                            </w14:solidFill>
-                          </w14:textFill>
-                        </w:rPr>
-                        <w:tab/>
-                      </w:r>
-                      <w:r>
-                        <w:rPr>
-                          <w:rFonts w:ascii="Helvetica" w:cs="Helvetica" w:hAnsi="Helvetica" w:eastAsia="Helvetica"/>
-                          <w:b w:val="0"/>
-                          <w:bCs w:val="0"/>
-                          <w:i w:val="0"/>
-                          <w:iCs w:val="0"/>
-                          <w:caps w:val="0"/>
-                          <w:smallCaps w:val="0"/>
-                          <w:strike w:val="0"/>
-                          <w:dstrike w:val="0"/>
-                          <w:outline w:val="0"/>
-                          <w:color w:val="e2692a"/>
-                          <w:spacing w:val="9"/>
-                          <w:kern w:val="0"/>
-                          <w:position w:val="0"/>
-                          <w:sz w:val="18"/>
-                          <w:szCs w:val="18"/>
-                          <w:u w:val="none" w:color="e2692a"/>
-                          <w:shd w:val="nil" w:color="auto" w:fill="auto"/>
-                          <w:vertAlign w:val="baseline"/>
-                          <w:lang w:val="nl-NL"/>
-                          <w14:textOutline>
-                            <w14:noFill/>
-                          </w14:textOutline>
-                          <w14:textFill>
-                            <w14:solidFill>
-                              <w14:srgbClr w14:val="E26A2B"/>
-                            </w14:solidFill>
-                          </w14:textFill>
-                        </w:rPr>
-                        <w:fldChar w:fldCharType="begin" w:fldLock="0"/>
-                      </w:r>
-                      <w:r>
-                        <w:rPr>
-                          <w:rFonts w:ascii="Helvetica" w:cs="Helvetica" w:hAnsi="Helvetica" w:eastAsia="Helvetica"/>
-                          <w:b w:val="0"/>
-                          <w:bCs w:val="0"/>
-                          <w:i w:val="0"/>
-                          <w:iCs w:val="0"/>
-                          <w:caps w:val="0"/>
-                          <w:smallCaps w:val="0"/>
-                          <w:strike w:val="0"/>
-                          <w:dstrike w:val="0"/>
-                          <w:outline w:val="0"/>
-                          <w:color w:val="e2692a"/>
-                          <w:spacing w:val="9"/>
-                          <w:kern w:val="0"/>
-                          <w:position w:val="0"/>
-                          <w:sz w:val="18"/>
-                          <w:szCs w:val="18"/>
-                          <w:u w:val="none" w:color="e2692a"/>
-                          <w:shd w:val="nil" w:color="auto" w:fill="auto"/>
-                          <w:vertAlign w:val="baseline"/>
-                          <w:lang w:val="nl-NL"/>
-                          <w14:textOutline>
-                            <w14:noFill/>
-                          </w14:textOutline>
-                          <w14:textFill>
-                            <w14:solidFill>
-                              <w14:srgbClr w14:val="E26A2B"/>
-                            </w14:solidFill>
-                          </w14:textFill>
-                        </w:rPr>
-                        <w:instrText xml:space="preserve"> HYPERLINK "mailto:info@pruijs.nl"</w:instrText>
-                      </w:r>
-                      <w:r>
-                        <w:rPr>
-                          <w:rFonts w:ascii="Helvetica" w:cs="Helvetica" w:hAnsi="Helvetica" w:eastAsia="Helvetica"/>
-                          <w:b w:val="0"/>
-                          <w:bCs w:val="0"/>
-                          <w:i w:val="0"/>
-                          <w:iCs w:val="0"/>
-                          <w:caps w:val="0"/>
-                          <w:smallCaps w:val="0"/>
-                          <w:strike w:val="0"/>
-                          <w:dstrike w:val="0"/>
-                          <w:outline w:val="0"/>
-                          <w:color w:val="e2692a"/>
-                          <w:spacing w:val="9"/>
-                          <w:kern w:val="0"/>
-                          <w:position w:val="0"/>
-                          <w:sz w:val="18"/>
-                          <w:szCs w:val="18"/>
-                          <w:u w:val="none" w:color="e2692a"/>
-                          <w:shd w:val="nil" w:color="auto" w:fill="auto"/>
-                          <w:vertAlign w:val="baseline"/>
-                          <w:lang w:val="nl-NL"/>
-                          <w14:textOutline>
-                            <w14:noFill/>
-                          </w14:textOutline>
-                          <w14:textFill>
-                            <w14:solidFill>
-                              <w14:srgbClr w14:val="E26A2B"/>
-                            </w14:solidFill>
-                          </w14:textFill>
-                        </w:rPr>
-                        <w:fldChar w:fldCharType="separate" w:fldLock="0"/>
-                      </w:r>
-                      <w:r>
-                        <w:rPr>
-                          <w:rFonts w:ascii="Helvetica" w:cs="Arial Unicode MS" w:hAnsi="Helvetica" w:eastAsia="Arial Unicode MS"/>
-                          <w:b w:val="0"/>
-                          <w:bCs w:val="0"/>
-                          <w:i w:val="0"/>
-                          <w:iCs w:val="0"/>
-                          <w:caps w:val="0"/>
-                          <w:smallCaps w:val="0"/>
-                          <w:strike w:val="0"/>
-                          <w:dstrike w:val="0"/>
-                          <w:outline w:val="0"/>
-                          <w:color w:val="e2692a"/>
-                          <w:spacing w:val="9"/>
-                          <w:kern w:val="0"/>
-                          <w:position w:val="0"/>
-                          <w:sz w:val="18"/>
-                          <w:szCs w:val="18"/>
-                          <w:u w:val="none" w:color="e2692a"/>
-                          <w:shd w:val="nil" w:color="auto" w:fill="auto"/>
-                          <w:vertAlign w:val="baseline"/>
-                          <w:rtl w:val="0"/>
-                          <w:lang w:val="en-US"/>
-                          <w14:textOutline>
-                            <w14:noFill/>
-                          </w14:textOutline>
-                          <w14:textFill>
-                            <w14:solidFill>
-                              <w14:srgbClr w14:val="E26A2B"/>
-                            </w14:solidFill>
-                          </w14:textFill>
-                        </w:rPr>
-                        <w:t>info@pruijs.nl</w:t>
-                      </w:r>
-                      <w:r>
-                        <w:rPr>
-                          <w:rFonts w:ascii="Helvetica" w:cs="Helvetica" w:hAnsi="Helvetica" w:eastAsia="Helvetica"/>
-                          <w:b w:val="0"/>
-                          <w:bCs w:val="0"/>
-                          <w:i w:val="0"/>
-                          <w:iCs w:val="0"/>
-                          <w:caps w:val="0"/>
-                          <w:smallCaps w:val="0"/>
-                          <w:strike w:val="0"/>
-                          <w:dstrike w:val="0"/>
-                          <w:outline w:val="0"/>
-                          <w:color w:val="e2692a"/>
-                          <w:spacing w:val="9"/>
-                          <w:kern w:val="0"/>
-                          <w:position w:val="0"/>
-                          <w:sz w:val="18"/>
-                          <w:szCs w:val="18"/>
-                          <w:u w:val="none" w:color="e2692a"/>
-                          <w:shd w:val="nil" w:color="auto" w:fill="auto"/>
-                          <w:vertAlign w:val="baseline"/>
-                          <w:lang w:val="nl-NL"/>
-                          <w14:textOutline>
-                            <w14:noFill/>
-                          </w14:textOutline>
-                          <w14:textFill>
-                            <w14:solidFill>
-                              <w14:srgbClr w14:val="E26A2B"/>
-                            </w14:solidFill>
-                          </w14:textFill>
-                        </w:rPr>
-                        <w:fldChar w:fldCharType="end" w:fldLock="0"/>
-                      </w:r>
-                    </w:p>
-                  </w:txbxContent>
-                </v:textbox>
                 <w10:wrap type="through" side="bothSides" anchorx="margin" anchory="page"/>
               </v:shape>
             </w:pict>
@@ -1788,7 +152,6 @@
                               <w:jc w:val="left"/>
                               <w:outlineLvl w:val="0"/>
                               <w:rPr>
-                                <w:rStyle w:val="None"/>
                                 <w:rFonts w:ascii="Helvetica" w:cs="Helvetica" w:hAnsi="Helvetica" w:eastAsia="Helvetica"/>
                                 <w:b w:val="0"/>
                                 <w:bCs w:val="0"/>
@@ -2010,7 +373,6 @@
                               <w:jc w:val="left"/>
                               <w:outlineLvl w:val="0"/>
                               <w:rPr>
-                                <w:rStyle w:val="None"/>
                                 <w:rFonts w:ascii="Helvetica" w:cs="Helvetica" w:hAnsi="Helvetica" w:eastAsia="Helvetica"/>
                                 <w:b w:val="0"/>
                                 <w:bCs w:val="0"/>
@@ -2095,7 +457,6 @@
                             </w:pPr>
                             <w:r>
                               <w:rPr>
-                                <w:rStyle w:val="None"/>
                                 <w:rFonts w:ascii="Helvetica" w:cs="Arial Unicode MS" w:hAnsi="Helvetica" w:eastAsia="Arial Unicode MS"/>
                                 <w:b w:val="0"/>
                                 <w:bCs w:val="0"/>
@@ -2153,7 +514,6 @@
                             </w:pPr>
                             <w:r>
                               <w:rPr>
-                                <w:rStyle w:val="None"/>
                                 <w:rFonts w:ascii="Helvetica" w:cs="Arial Unicode MS" w:hAnsi="Helvetica" w:eastAsia="Arial Unicode MS"/>
                                 <w:b w:val="1"/>
                                 <w:bCs w:val="1"/>
@@ -2184,7 +544,41 @@
                                   </w14:solidFill>
                                 </w14:textFill>
                               </w:rPr>
-                              <w:t>Java Specialist</w:t>
+                              <w:t>Software</w:t>
+                            </w:r>
+                            <w:r>
+                              <w:rPr>
+                                <w:rFonts w:ascii="Helvetica" w:cs="Arial Unicode MS" w:hAnsi="Helvetica" w:eastAsia="Arial Unicode MS"/>
+                                <w:b w:val="1"/>
+                                <w:bCs w:val="1"/>
+                                <w:i w:val="0"/>
+                                <w:iCs w:val="0"/>
+                                <w:caps w:val="0"/>
+                                <w:smallCaps w:val="0"/>
+                                <w:strike w:val="0"/>
+                                <w:dstrike w:val="0"/>
+                                <w:outline w:val="0"/>
+                                <w:color w:val="403e3c"/>
+                                <w:spacing w:val="0"/>
+                                <w:kern w:val="0"/>
+                                <w:position w:val="0"/>
+                                <w:sz w:val="18"/>
+                                <w:szCs w:val="18"/>
+                                <w:u w:val="none" w:color="403e3c"/>
+                                <w:shd w:val="nil" w:color="auto" w:fill="auto"/>
+                                <w:vertAlign w:val="baseline"/>
+                                <w:rtl w:val="0"/>
+                                <w:lang w:val="nl-NL"/>
+                                <w14:textOutline>
+                                  <w14:noFill/>
+                                </w14:textOutline>
+                                <w14:textFill>
+                                  <w14:solidFill>
+                                    <w14:srgbClr w14:val="403F3C"/>
+                                  </w14:solidFill>
+                                </w14:textFill>
+                              </w:rPr>
+                              <w:t xml:space="preserve"> Specialist</w:t>
                             </w:r>
                           </w:p>
                         </w:txbxContent>
@@ -2224,7 +618,6 @@
                         <w:jc w:val="left"/>
                         <w:outlineLvl w:val="0"/>
                         <w:rPr>
-                          <w:rStyle w:val="None"/>
                           <w:rFonts w:ascii="Helvetica" w:cs="Helvetica" w:hAnsi="Helvetica" w:eastAsia="Helvetica"/>
                           <w:b w:val="0"/>
                           <w:bCs w:val="0"/>
@@ -2446,7 +839,6 @@
                         <w:jc w:val="left"/>
                         <w:outlineLvl w:val="0"/>
                         <w:rPr>
-                          <w:rStyle w:val="None"/>
                           <w:rFonts w:ascii="Helvetica" w:cs="Helvetica" w:hAnsi="Helvetica" w:eastAsia="Helvetica"/>
                           <w:b w:val="0"/>
                           <w:bCs w:val="0"/>
@@ -2531,7 +923,6 @@
                       </w:pPr>
                       <w:r>
                         <w:rPr>
-                          <w:rStyle w:val="None"/>
                           <w:rFonts w:ascii="Helvetica" w:cs="Arial Unicode MS" w:hAnsi="Helvetica" w:eastAsia="Arial Unicode MS"/>
                           <w:b w:val="0"/>
                           <w:bCs w:val="0"/>
@@ -2589,7 +980,6 @@
                       </w:pPr>
                       <w:r>
                         <w:rPr>
-                          <w:rStyle w:val="None"/>
                           <w:rFonts w:ascii="Helvetica" w:cs="Arial Unicode MS" w:hAnsi="Helvetica" w:eastAsia="Arial Unicode MS"/>
                           <w:b w:val="1"/>
                           <w:bCs w:val="1"/>
@@ -2620,7 +1010,41 @@
                             </w14:solidFill>
                           </w14:textFill>
                         </w:rPr>
-                        <w:t>Java Specialist</w:t>
+                        <w:t>Software</w:t>
+                      </w:r>
+                      <w:r>
+                        <w:rPr>
+                          <w:rFonts w:ascii="Helvetica" w:cs="Arial Unicode MS" w:hAnsi="Helvetica" w:eastAsia="Arial Unicode MS"/>
+                          <w:b w:val="1"/>
+                          <w:bCs w:val="1"/>
+                          <w:i w:val="0"/>
+                          <w:iCs w:val="0"/>
+                          <w:caps w:val="0"/>
+                          <w:smallCaps w:val="0"/>
+                          <w:strike w:val="0"/>
+                          <w:dstrike w:val="0"/>
+                          <w:outline w:val="0"/>
+                          <w:color w:val="403e3c"/>
+                          <w:spacing w:val="0"/>
+                          <w:kern w:val="0"/>
+                          <w:position w:val="0"/>
+                          <w:sz w:val="18"/>
+                          <w:szCs w:val="18"/>
+                          <w:u w:val="none" w:color="403e3c"/>
+                          <w:shd w:val="nil" w:color="auto" w:fill="auto"/>
+                          <w:vertAlign w:val="baseline"/>
+                          <w:rtl w:val="0"/>
+                          <w:lang w:val="nl-NL"/>
+                          <w14:textOutline>
+                            <w14:noFill/>
+                          </w14:textOutline>
+                          <w14:textFill>
+                            <w14:solidFill>
+                              <w14:srgbClr w14:val="403F3C"/>
+                            </w14:solidFill>
+                          </w14:textFill>
+                        </w:rPr>
+                        <w:t xml:space="preserve"> Specialist</w:t>
                       </w:r>
                     </w:p>
                   </w:txbxContent>
@@ -2645,20 +1069,16 @@
         <w:rPr>
           <w:rtl w:val="0"/>
         </w:rPr>
-        <w:t>Mijn passie ligt in het ontwerpen en programmeren van software met Java.</w:t>
+        <w:t>Mijn passie ligt in het ontwerpen en programmeren van software.</w:t>
       </w:r>
     </w:p>
     <w:p>
       <w:pPr>
         <w:pStyle w:val="Hoofdkop"/>
         <w:bidi w:val="0"/>
-        <w:rPr>
-          <w:rStyle w:val="None"/>
-        </w:rPr>
-      </w:pPr>
-      <w:r>
-        <w:rPr>
-          <w:rStyle w:val="None"/>
+      </w:pPr>
+      <w:r>
+        <w:rPr>
           <w:rtl w:val="0"/>
           <w:lang w:val="nl-NL"/>
         </w:rPr>
@@ -2705,13 +1125,9 @@
       <w:pPr>
         <w:pStyle w:val="Hoofdkop"/>
         <w:bidi w:val="0"/>
-        <w:rPr>
-          <w:rStyle w:val="None"/>
-        </w:rPr>
-      </w:pPr>
-      <w:r>
-        <w:rPr>
-          <w:rStyle w:val="None"/>
+      </w:pPr>
+      <w:r>
+        <w:rPr>
           <w:rtl w:val="0"/>
           <w:lang w:val="nl-NL"/>
         </w:rPr>
@@ -2745,25 +1161,151 @@
         <w:rPr>
           <w:rtl w:val="0"/>
         </w:rPr>
+        <w:t xml:space="preserve">, Rust, </w:t>
+      </w:r>
+      <w:r>
+        <w:rPr>
+          <w:rtl w:val="0"/>
+        </w:rPr>
+        <w:t xml:space="preserve">Javascript, Python, JavaCC, SQL, HTML, CSS, </w:t>
+      </w:r>
+      <w:r>
+        <w:rPr>
+          <w:rtl w:val="0"/>
+        </w:rPr>
+        <w:t xml:space="preserve">SCSS, </w:t>
+      </w:r>
+      <w:r>
+        <w:rPr>
+          <w:rtl w:val="0"/>
+        </w:rPr>
+        <w:t>XML, WSDL, XSD</w:t>
+      </w:r>
+      <w:r>
+        <w:rPr>
+          <w:rtl w:val="0"/>
+        </w:rPr>
         <w:t xml:space="preserve">, </w:t>
       </w:r>
       <w:r>
         <w:rPr>
           <w:rtl w:val="0"/>
         </w:rPr>
-        <w:t xml:space="preserve">Javascript, Python, JavaCC, SQL, HTML, CSS, </w:t>
-      </w:r>
-      <w:r>
-        <w:rPr>
-          <w:rtl w:val="0"/>
-        </w:rPr>
-        <w:t xml:space="preserve">SCSS, </w:t>
-      </w:r>
-      <w:r>
-        <w:rPr>
-          <w:rtl w:val="0"/>
-        </w:rPr>
-        <w:t>XML, WSDL, XSD</w:t>
+        <w:t>JSON</w:t>
+      </w:r>
+    </w:p>
+    <w:p>
+      <w:pPr>
+        <w:pStyle w:val="Kop"/>
+        <w:bidi w:val="0"/>
+      </w:pPr>
+      <w:r>
+        <w:rPr>
+          <w:rtl w:val="0"/>
+        </w:rPr>
+        <w:t>Ontwerp</w:t>
+      </w:r>
+    </w:p>
+    <w:p>
+      <w:pPr>
+        <w:pStyle w:val="Voorpagine Middelen"/>
+        <w:bidi w:val="0"/>
+      </w:pPr>
+      <w:r>
+        <w:rPr>
+          <w:rtl w:val="0"/>
+        </w:rPr>
+        <w:t>Enterprise Architect, Powerdesigner, Oracle Designer, Visio, Design Patterns, UML, Architectuur,</w:t>
+      </w:r>
+      <w:r>
+        <w:rPr>
+          <w:rtl w:val="0"/>
+        </w:rPr>
+        <w:t xml:space="preserve"> Roadmap,</w:t>
+      </w:r>
+      <w:r>
+        <w:rPr>
+          <w:rtl w:val="0"/>
+        </w:rPr>
+        <w:t xml:space="preserve"> Functioneel Ontwerp, Technisch Ontwerp, Interface Specificatie</w:t>
+      </w:r>
+    </w:p>
+    <w:p>
+      <w:pPr>
+        <w:pStyle w:val="Kop"/>
+        <w:bidi w:val="0"/>
+      </w:pPr>
+      <w:r>
+        <w:rPr>
+          <w:rtl w:val="0"/>
+        </w:rPr>
+        <w:t>Ontwikkel Omgeving</w:t>
+      </w:r>
+    </w:p>
+    <w:p>
+      <w:pPr>
+        <w:pStyle w:val="Voorpagine Middelen"/>
+        <w:bidi w:val="0"/>
+      </w:pPr>
+      <w:r>
+        <w:rPr>
+          <w:rtl w:val="0"/>
+        </w:rPr>
+        <w:t>IntelliJ IDEA</w:t>
+      </w:r>
+      <w:r>
+        <w:rPr>
+          <w:rtl w:val="0"/>
+        </w:rPr>
+        <w:t>, VS Code</w:t>
+      </w:r>
+      <w:r>
+        <w:rPr>
+          <w:rtl w:val="0"/>
+        </w:rPr>
+        <w:t xml:space="preserve">, Eclipse, Spring Tool Suite (STS), IBM Rational Software Architect, </w:t>
+      </w:r>
+      <w:r>
+        <w:rPr>
+          <w:rtl w:val="0"/>
+        </w:rPr>
+        <w:t xml:space="preserve">Jira, </w:t>
+      </w:r>
+      <w:r>
+        <w:rPr>
+          <w:rtl w:val="0"/>
+        </w:rPr>
+        <w:t>Service Now</w:t>
+      </w:r>
+    </w:p>
+    <w:p>
+      <w:pPr>
+        <w:pStyle w:val="Kop"/>
+        <w:bidi w:val="0"/>
+      </w:pPr>
+      <w:r>
+        <w:rPr>
+          <w:rtl w:val="0"/>
+        </w:rPr>
+        <w:t>Presentatie</w:t>
+      </w:r>
+    </w:p>
+    <w:p>
+      <w:pPr>
+        <w:pStyle w:val="Voorpagine Middelen"/>
+        <w:bidi w:val="0"/>
+      </w:pPr>
+      <w:r>
+        <w:rPr>
+          <w:rtl w:val="0"/>
+        </w:rPr>
+        <w:t xml:space="preserve">Svelte, </w:t>
+      </w:r>
+      <w:r>
+        <w:rPr>
+          <w:rtl w:val="0"/>
+        </w:rPr>
+        <w:t>VueJS</w:t>
       </w:r>
       <w:r>
         <w:rPr>
@@ -2775,7 +1317,25 @@
         <w:rPr>
           <w:rtl w:val="0"/>
         </w:rPr>
-        <w:t>JSON</w:t>
+        <w:t>Angular</w:t>
+      </w:r>
+      <w:r>
+        <w:rPr>
+          <w:rtl w:val="0"/>
+        </w:rPr>
+        <w:t xml:space="preserve">, </w:t>
+      </w:r>
+      <w:r>
+        <w:rPr>
+          <w:rtl w:val="0"/>
+        </w:rPr>
+        <w:t>Wicket, Swagger, Apache Jackson, Struts, Servlet, JSP, jQuery, iText PDF API, Jakarta POI, JavaServer Pages (JSP), Servlet</w:t>
+      </w:r>
+      <w:r>
+        <w:rPr>
+          <w:rtl w:val="0"/>
+        </w:rPr>
+        <w:t>, JAX-WS</w:t>
       </w:r>
     </w:p>
     <w:p>
@@ -2787,7 +1347,7 @@
         <w:rPr>
           <w:rtl w:val="0"/>
         </w:rPr>
-        <w:t>Ontwerp</w:t>
+        <w:t>Persistentie</w:t>
       </w:r>
     </w:p>
     <w:p>
@@ -2799,19 +1359,55 @@
         <w:rPr>
           <w:rtl w:val="0"/>
         </w:rPr>
-        <w:t>Enterprise Architect, Powerdesigner, Oracle Designer, Visio, Design Patterns, UML, Architectuur,</w:t>
-      </w:r>
-      <w:r>
-        <w:rPr>
-          <w:rtl w:val="0"/>
-        </w:rPr>
-        <w:t xml:space="preserve"> Roadmap,</w:t>
-      </w:r>
-      <w:r>
-        <w:rPr>
-          <w:rtl w:val="0"/>
-        </w:rPr>
-        <w:t xml:space="preserve"> Functioneel Ontwerp, Technisch Ontwerp, Interface Specificatie</w:t>
+        <w:t xml:space="preserve">Hibernate, MyBatis, JDBC, </w:t>
+      </w:r>
+      <w:r>
+        <w:rPr>
+          <w:rtl w:val="0"/>
+        </w:rPr>
+        <w:t xml:space="preserve">Exposed, </w:t>
+      </w:r>
+      <w:r>
+        <w:rPr>
+          <w:rtl w:val="0"/>
+        </w:rPr>
+        <w:t>Oracle</w:t>
+      </w:r>
+      <w:r>
+        <w:rPr>
+          <w:rtl w:val="0"/>
+        </w:rPr>
+        <w:t xml:space="preserve">, </w:t>
+      </w:r>
+      <w:r>
+        <w:rPr>
+          <w:rtl w:val="0"/>
+        </w:rPr>
+        <w:t>Cassandra, MySql</w:t>
+      </w:r>
+      <w:r>
+        <w:rPr>
+          <w:rtl w:val="0"/>
+        </w:rPr>
+        <w:t xml:space="preserve">, </w:t>
+      </w:r>
+      <w:r>
+        <w:rPr>
+          <w:rtl w:val="0"/>
+        </w:rPr>
+        <w:t>MariaDB, Microsoft SQLServe</w:t>
+      </w:r>
+      <w:r>
+        <w:rPr>
+          <w:rtl w:val="0"/>
+        </w:rPr>
+        <w:t>r</w:t>
+      </w:r>
+      <w:r>
+        <w:rPr>
+          <w:rtl w:val="0"/>
+        </w:rPr>
+        <w:t>, Toad</w:t>
       </w:r>
     </w:p>
     <w:p>
@@ -2823,7 +1419,7 @@
         <w:rPr>
           <w:rtl w:val="0"/>
         </w:rPr>
-        <w:t>Ontwikkel Omgeving</w:t>
+        <w:t>Overig</w:t>
       </w:r>
     </w:p>
     <w:p>
@@ -2835,19 +1431,97 @@
         <w:rPr>
           <w:rtl w:val="0"/>
         </w:rPr>
-        <w:t xml:space="preserve">IntelliJ IDEA, Eclipse, Spring Tool Suite (STS), IBM Rational Software Architect, </w:t>
-      </w:r>
-      <w:r>
-        <w:rPr>
-          <w:rtl w:val="0"/>
-        </w:rPr>
-        <w:t xml:space="preserve">Jira, </w:t>
-      </w:r>
-      <w:r>
-        <w:rPr>
-          <w:rtl w:val="0"/>
-        </w:rPr>
-        <w:t>Service Now</w:t>
+        <w:t>Spring Boot, Spring Framework, Lombok</w:t>
+      </w:r>
+      <w:r>
+        <w:rPr>
+          <w:rtl w:val="0"/>
+        </w:rPr>
+        <w:t xml:space="preserve">, </w:t>
+      </w:r>
+      <w:r>
+        <w:rPr>
+          <w:rtl w:val="0"/>
+        </w:rPr>
+        <w:t xml:space="preserve">Docker, </w:t>
+      </w:r>
+      <w:r>
+        <w:rPr>
+          <w:rtl w:val="0"/>
+        </w:rPr>
+        <w:t xml:space="preserve">Docker Compose, </w:t>
+      </w:r>
+      <w:r>
+        <w:rPr>
+          <w:rtl w:val="0"/>
+        </w:rPr>
+        <w:t>VirtualBox, VM</w:t>
+      </w:r>
+      <w:r>
+        <w:rPr>
+          <w:rtl w:val="0"/>
+        </w:rPr>
+        <w:t>w</w:t>
+      </w:r>
+      <w:r>
+        <w:rPr>
+          <w:rtl w:val="0"/>
+        </w:rPr>
+        <w:t>are</w:t>
+      </w:r>
+      <w:r>
+        <w:rPr>
+          <w:rtl w:val="0"/>
+        </w:rPr>
+        <w:t xml:space="preserve"> Fusion</w:t>
+      </w:r>
+      <w:r>
+        <w:rPr>
+          <w:rtl w:val="0"/>
+        </w:rPr>
+        <w:t xml:space="preserve">, AspectJ, </w:t>
+      </w:r>
+      <w:r>
+        <w:rPr>
+          <w:rtl w:val="0"/>
+        </w:rPr>
+        <w:t xml:space="preserve">REST, </w:t>
+      </w:r>
+      <w:r>
+        <w:rPr>
+          <w:rtl w:val="0"/>
+        </w:rPr>
+        <w:t>Webservices, XML Beans, JNDI, RMI-IIOP, IBM Tibco EMS, MQ-Series, XCOM, Archiving, Document Management, Messaging,</w:t>
+      </w:r>
+      <w:r>
+        <w:rPr>
+          <w:rtl w:val="0"/>
+        </w:rPr>
+        <w:t xml:space="preserve"> JProfiler, </w:t>
+      </w:r>
+      <w:r>
+        <w:rPr>
+          <w:rtl w:val="0"/>
+        </w:rPr>
+        <w:t xml:space="preserve">Sonar, JMeter, Mapstruct, Graylog, Logstash, Kibana, Elastic Search, </w:t>
+      </w:r>
+      <w:r>
+        <w:rPr>
+          <w:rtl w:val="0"/>
+        </w:rPr>
+        <w:t xml:space="preserve">Fluentd, </w:t>
+      </w:r>
+      <w:r>
+        <w:rPr>
+          <w:rtl w:val="0"/>
+        </w:rPr>
+        <w:t>OAUTH2, JWT</w:t>
+      </w:r>
+      <w:r>
+        <w:rPr>
+          <w:rtl w:val="0"/>
+        </w:rPr>
+        <w:t>, GraphQL, Pingora</w:t>
       </w:r>
     </w:p>
     <w:p>
@@ -2859,7 +1533,7 @@
         <w:rPr>
           <w:rtl w:val="0"/>
         </w:rPr>
-        <w:t>Presentatie</w:t>
+        <w:t>Integratie</w:t>
       </w:r>
     </w:p>
     <w:p>
@@ -2871,7 +1545,13 @@
         <w:rPr>
           <w:rtl w:val="0"/>
         </w:rPr>
-        <w:t>VueJS</w:t>
+        <w:t xml:space="preserve">Nix, </w:t>
+      </w:r>
+      <w:r>
+        <w:rPr>
+          <w:rtl w:val="0"/>
+        </w:rPr>
+        <w:t>Maven, Jenkins, GitLab CI, Ansible</w:t>
       </w:r>
       <w:r>
         <w:rPr>
@@ -2883,25 +1563,7 @@
         <w:rPr>
           <w:rtl w:val="0"/>
         </w:rPr>
-        <w:t>Angular</w:t>
-      </w:r>
-      <w:r>
-        <w:rPr>
-          <w:rtl w:val="0"/>
-        </w:rPr>
-        <w:t xml:space="preserve">, </w:t>
-      </w:r>
-      <w:r>
-        <w:rPr>
-          <w:rtl w:val="0"/>
-        </w:rPr>
-        <w:t>Wicket, Swagger, Apache Jackson, Struts, Servlet, JSP, jQuery, iText PDF API, Jakarta POI, JavaServer Pages (JSP), Servlet</w:t>
-      </w:r>
-      <w:r>
-        <w:rPr>
-          <w:rtl w:val="0"/>
-        </w:rPr>
-        <w:t>, JAX-WS</w:t>
+        <w:t>Apache Ant, Cruisecontrol, Hudson, Ivy, Java Service</w:t>
       </w:r>
     </w:p>
     <w:p>
@@ -2913,7 +1575,7 @@
         <w:rPr>
           <w:rtl w:val="0"/>
         </w:rPr>
-        <w:t>Persistentie</w:t>
+        <w:t>Test</w:t>
       </w:r>
     </w:p>
     <w:p>
@@ -2925,55 +1587,7 @@
         <w:rPr>
           <w:rtl w:val="0"/>
         </w:rPr>
-        <w:t xml:space="preserve">Hibernate, MyBatis, JDBC, </w:t>
-      </w:r>
-      <w:r>
-        <w:rPr>
-          <w:rtl w:val="0"/>
-        </w:rPr>
-        <w:t xml:space="preserve">Exposed, </w:t>
-      </w:r>
-      <w:r>
-        <w:rPr>
-          <w:rtl w:val="0"/>
-        </w:rPr>
-        <w:t>Oracle</w:t>
-      </w:r>
-      <w:r>
-        <w:rPr>
-          <w:rtl w:val="0"/>
-        </w:rPr>
-        <w:t xml:space="preserve">, </w:t>
-      </w:r>
-      <w:r>
-        <w:rPr>
-          <w:rtl w:val="0"/>
-        </w:rPr>
-        <w:t>Cassandra, MySql</w:t>
-      </w:r>
-      <w:r>
-        <w:rPr>
-          <w:rtl w:val="0"/>
-        </w:rPr>
-        <w:t xml:space="preserve">, </w:t>
-      </w:r>
-      <w:r>
-        <w:rPr>
-          <w:rtl w:val="0"/>
-        </w:rPr>
-        <w:t>MariaDB, Microsoft SQLServe</w:t>
-      </w:r>
-      <w:r>
-        <w:rPr>
-          <w:rtl w:val="0"/>
-        </w:rPr>
-        <w:t>r</w:t>
-      </w:r>
-      <w:r>
-        <w:rPr>
-          <w:rtl w:val="0"/>
-        </w:rPr>
-        <w:t>, Toad</w:t>
+        <w:t>Junit, Mockito, PITest, DbUnit, Rest Assured, Lettuce, Test Director, Application Lifecycle Manager</w:t>
       </w:r>
     </w:p>
     <w:p>
@@ -2985,7 +1599,7 @@
         <w:rPr>
           <w:rtl w:val="0"/>
         </w:rPr>
-        <w:t>Overig</w:t>
+        <w:t>J2EE Containers</w:t>
       </w:r>
     </w:p>
     <w:p>
@@ -2997,91 +1611,7 @@
         <w:rPr>
           <w:rtl w:val="0"/>
         </w:rPr>
-        <w:t>Spring Boot, Spring Framework, Lombok</w:t>
-      </w:r>
-      <w:r>
-        <w:rPr>
-          <w:rtl w:val="0"/>
-        </w:rPr>
-        <w:t xml:space="preserve">, </w:t>
-      </w:r>
-      <w:r>
-        <w:rPr>
-          <w:rtl w:val="0"/>
-        </w:rPr>
-        <w:t xml:space="preserve">Docker, </w:t>
-      </w:r>
-      <w:r>
-        <w:rPr>
-          <w:rtl w:val="0"/>
-        </w:rPr>
-        <w:t xml:space="preserve">Docker Compose, </w:t>
-      </w:r>
-      <w:r>
-        <w:rPr>
-          <w:rtl w:val="0"/>
-        </w:rPr>
-        <w:t>VirtualBox, VM</w:t>
-      </w:r>
-      <w:r>
-        <w:rPr>
-          <w:rtl w:val="0"/>
-        </w:rPr>
-        <w:t>w</w:t>
-      </w:r>
-      <w:r>
-        <w:rPr>
-          <w:rtl w:val="0"/>
-        </w:rPr>
-        <w:t>are</w:t>
-      </w:r>
-      <w:r>
-        <w:rPr>
-          <w:rtl w:val="0"/>
-        </w:rPr>
-        <w:t xml:space="preserve"> Fusion</w:t>
-      </w:r>
-      <w:r>
-        <w:rPr>
-          <w:rtl w:val="0"/>
-        </w:rPr>
-        <w:t xml:space="preserve">, AspectJ, </w:t>
-      </w:r>
-      <w:r>
-        <w:rPr>
-          <w:rtl w:val="0"/>
-        </w:rPr>
-        <w:t xml:space="preserve">REST, </w:t>
-      </w:r>
-      <w:r>
-        <w:rPr>
-          <w:rtl w:val="0"/>
-        </w:rPr>
-        <w:t>Webservices, XML Beans, JNDI, RMI-IIOP, IBM Tibco EMS, MQ-Series, XCOM, Archiving, Document Management, Messaging,</w:t>
-      </w:r>
-      <w:r>
-        <w:rPr>
-          <w:rtl w:val="0"/>
-        </w:rPr>
-        <w:t xml:space="preserve"> JProfiler, </w:t>
-      </w:r>
-      <w:r>
-        <w:rPr>
-          <w:rtl w:val="0"/>
-        </w:rPr>
-        <w:t xml:space="preserve">Sonar, JMeter, Mapstruct, Graylog, Logstash, Kibana, Elastic Search, </w:t>
-      </w:r>
-      <w:r>
-        <w:rPr>
-          <w:rtl w:val="0"/>
-        </w:rPr>
-        <w:t xml:space="preserve">Fluentd, </w:t>
-      </w:r>
-      <w:r>
-        <w:rPr>
-          <w:rtl w:val="0"/>
-        </w:rPr>
-        <w:t>OAUTH2, JWT</w:t>
+        <w:t>Apache Tomcat, jBoss Application Server, BEA WebLogic, IBM WebSphere Application Server</w:t>
       </w:r>
     </w:p>
     <w:p>
@@ -3093,7 +1623,7 @@
         <w:rPr>
           <w:rtl w:val="0"/>
         </w:rPr>
-        <w:t>Integratie</w:t>
+        <w:t>Cloud - Amazon</w:t>
       </w:r>
     </w:p>
     <w:p>
@@ -3105,19 +1635,7 @@
         <w:rPr>
           <w:rtl w:val="0"/>
         </w:rPr>
-        <w:t>Maven, Jenkins, GitLab CI, Ansible</w:t>
-      </w:r>
-      <w:r>
-        <w:rPr>
-          <w:rtl w:val="0"/>
-        </w:rPr>
-        <w:t xml:space="preserve">, </w:t>
-      </w:r>
-      <w:r>
-        <w:rPr>
-          <w:rtl w:val="0"/>
-        </w:rPr>
-        <w:t>Apache Ant, Cruisecontrol, Hudson, Ivy, Java Service</w:t>
+        <w:t>Elastic Container Service, CodeCommit, CodeBuild, CodeDeploy, Lambda, Cognito, API Gateway, Route 53, CloudFront, S3, RDS, DynamoDB</w:t>
       </w:r>
     </w:p>
     <w:p>
@@ -3129,7 +1647,7 @@
         <w:rPr>
           <w:rtl w:val="0"/>
         </w:rPr>
-        <w:t>Test</w:t>
+        <w:t>Cloud - Google Cloud Platform</w:t>
       </w:r>
     </w:p>
     <w:p>
@@ -3141,7 +1659,13 @@
         <w:rPr>
           <w:rtl w:val="0"/>
         </w:rPr>
-        <w:t>Junit, Mockito, PITest, DbUnit, Rest Assured, Lettuce, Test Director, Application Lifecycle Manager</w:t>
+        <w:t xml:space="preserve">CloudSQL, BigQuery, Pub/Sub, </w:t>
+      </w:r>
+      <w:r>
+        <w:rPr>
+          <w:rtl w:val="0"/>
+        </w:rPr>
+        <w:t>Kubernetes</w:t>
       </w:r>
     </w:p>
     <w:p>
@@ -3153,7 +1677,7 @@
         <w:rPr>
           <w:rtl w:val="0"/>
         </w:rPr>
-        <w:t>J2EE Containers</w:t>
+        <w:t>Besturingssystemen</w:t>
       </w:r>
     </w:p>
     <w:p>
@@ -3165,7 +1689,31 @@
         <w:rPr>
           <w:rtl w:val="0"/>
         </w:rPr>
-        <w:t>Apache Tomcat, jBoss Application Server, BEA WebLogic, IBM WebSphere Application Server</w:t>
+        <w:t xml:space="preserve">Linux, </w:t>
+      </w:r>
+      <w:r>
+        <w:rPr>
+          <w:rtl w:val="0"/>
+        </w:rPr>
+        <w:t xml:space="preserve">NixOS, </w:t>
+      </w:r>
+      <w:r>
+        <w:rPr>
+          <w:rtl w:val="0"/>
+        </w:rPr>
+        <w:t>Ma</w:t>
+      </w:r>
+      <w:r>
+        <w:rPr>
+          <w:rtl w:val="0"/>
+        </w:rPr>
+        <w:t>c</w:t>
+      </w:r>
+      <w:r>
+        <w:rPr>
+          <w:rtl w:val="0"/>
+        </w:rPr>
+        <w:t>OS, HP/UX, IRIX, Sun Solaris, Sun Unix, Windows (Cluster)</w:t>
       </w:r>
     </w:p>
     <w:p>
@@ -3177,7 +1725,7 @@
         <w:rPr>
           <w:rtl w:val="0"/>
         </w:rPr>
-        <w:t>Cloud - Amazon</w:t>
+        <w:t>Versiebeheersystemen</w:t>
       </w:r>
     </w:p>
     <w:p>
@@ -3189,96 +1737,6 @@
         <w:rPr>
           <w:rtl w:val="0"/>
         </w:rPr>
-        <w:t>Elastic Container Service, CodeCommit, CodeBuild, CodeDeploy, Lambda, Cognito, API Gateway, Route 53, CloudFront, S3, RDS, DynamoDB</w:t>
-      </w:r>
-    </w:p>
-    <w:p>
-      <w:pPr>
-        <w:pStyle w:val="Kop"/>
-        <w:bidi w:val="0"/>
-      </w:pPr>
-      <w:r>
-        <w:rPr>
-          <w:rtl w:val="0"/>
-        </w:rPr>
-        <w:t>Cloud - Google Cloud Platform</w:t>
-      </w:r>
-    </w:p>
-    <w:p>
-      <w:pPr>
-        <w:pStyle w:val="Voorpagine Middelen"/>
-        <w:bidi w:val="0"/>
-      </w:pPr>
-      <w:r>
-        <w:rPr>
-          <w:rtl w:val="0"/>
-        </w:rPr>
-        <w:t xml:space="preserve">CloudSQL, BigQuery, Pub/Sub, </w:t>
-      </w:r>
-      <w:r>
-        <w:rPr>
-          <w:rtl w:val="0"/>
-        </w:rPr>
-        <w:t>Kubernetes</w:t>
-      </w:r>
-    </w:p>
-    <w:p>
-      <w:pPr>
-        <w:pStyle w:val="Kop"/>
-        <w:bidi w:val="0"/>
-      </w:pPr>
-      <w:r>
-        <w:rPr>
-          <w:rtl w:val="0"/>
-        </w:rPr>
-        <w:t>Besturingssystemen</w:t>
-      </w:r>
-    </w:p>
-    <w:p>
-      <w:pPr>
-        <w:pStyle w:val="Voorpagine Middelen"/>
-        <w:bidi w:val="0"/>
-      </w:pPr>
-      <w:r>
-        <w:rPr>
-          <w:rtl w:val="0"/>
-        </w:rPr>
-        <w:t>Linux, Ma</w:t>
-      </w:r>
-      <w:r>
-        <w:rPr>
-          <w:rtl w:val="0"/>
-        </w:rPr>
-        <w:t>c</w:t>
-      </w:r>
-      <w:r>
-        <w:rPr>
-          <w:rtl w:val="0"/>
-        </w:rPr>
-        <w:t>OS, HP/UX, IRIX, Sun Solaris, Sun Unix, Windows (Cluster)</w:t>
-      </w:r>
-    </w:p>
-    <w:p>
-      <w:pPr>
-        <w:pStyle w:val="Kop"/>
-        <w:bidi w:val="0"/>
-      </w:pPr>
-      <w:r>
-        <w:rPr>
-          <w:rtl w:val="0"/>
-        </w:rPr>
-        <w:t>Versiebeheersystemen</w:t>
-      </w:r>
-    </w:p>
-    <w:p>
-      <w:pPr>
-        <w:pStyle w:val="Voorpagine Middelen"/>
-        <w:bidi w:val="0"/>
-      </w:pPr>
-      <w:r>
-        <w:rPr>
-          <w:rtl w:val="0"/>
-        </w:rPr>
         <w:t xml:space="preserve">Git, </w:t>
       </w:r>
       <w:r>
@@ -3291,7 +1749,7 @@
         <w:rPr>
           <w:rtl w:val="0"/>
         </w:rPr>
-        <w:t xml:space="preserve">. </w:t>
+        <w:t xml:space="preserve">, GitHub, </w:t>
       </w:r>
       <w:r>
         <w:rPr>
@@ -3341,7 +1799,6 @@
         <w:pStyle w:val="Hoofdkop"/>
         <w:bidi w:val="0"/>
         <w:rPr>
-          <w:rStyle w:val="None"/>
           <w:outline w:val="0"/>
           <w:color w:val="e2692a"/>
           <w:spacing w:val="12"/>
@@ -3357,7 +1814,6 @@
       </w:pPr>
       <w:r>
         <w:rPr>
-          <w:rStyle w:val="None"/>
           <w:outline w:val="0"/>
           <w:color w:val="e2692a"/>
           <w:spacing w:val="12"/>
@@ -3402,12 +1858,348 @@
         <w:rPr>
           <w:rtl w:val="0"/>
         </w:rPr>
+        <w:t>Union.FI labs</w:t>
+      </w:r>
+      <w:r>
+        <w:rPr>
+          <w:rtl w:val="0"/>
+        </w:rPr>
+        <w:t xml:space="preserve">, </w:t>
+      </w:r>
+      <w:r>
+        <w:rPr>
+          <w:rtl w:val="0"/>
+        </w:rPr>
+        <w:t>2024</w:t>
+      </w:r>
+      <w:r>
+        <w:rPr>
+          <w:rtl w:val="0"/>
+        </w:rPr>
+        <w:t xml:space="preserve"> - </w:t>
+      </w:r>
+      <w:r>
+        <w:rPr>
+          <w:rtl w:val="0"/>
+        </w:rPr>
+        <w:t>heden (fulltime)</w:t>
+      </w:r>
+    </w:p>
+    <w:p>
+      <w:pPr>
+        <w:pStyle w:val="Ervaring Inhoud"/>
+        <w:bidi w:val="0"/>
+      </w:pPr>
+      <w:r>
+        <w:rPr>
+          <w:rtl w:val="0"/>
+        </w:rPr>
+        <w:t>Verantwoordelijk voor het indexeren en verwerken van blockchain-events, zodat deze via een GraphQL API beschikbaar zijn. Deze data wordt gebruikt door zowel de applicatie en het dashboard als door externe ontwikkelaars.</w:t>
+      </w:r>
+    </w:p>
+    <w:p>
+      <w:pPr>
+        <w:pStyle w:val="Ervaring Inhoud"/>
+        <w:bidi w:val="0"/>
+      </w:pPr>
+      <w:r>
+        <w:rPr>
+          <w:rtl w:val="0"/>
+        </w:rPr>
+        <w:t>Oplossingen ontwikkeld om de lage kwaliteit van blockchain-data in testomgevingen te compenseren, zoals ontbrekende events, inconsistente formaten en onvolledige blokken. Daarnaast diverse verbeteringen doorgevoerd op het gebied van performance en beschikbaarheid, waardoor de service ook onder hoge belasting stabiel en performant blijft.</w:t>
+      </w:r>
+    </w:p>
+    <w:p>
+      <w:pPr>
+        <w:pStyle w:val="Automatiseringsmiddelen in Ervaring"/>
+        <w:bidi w:val="0"/>
+      </w:pPr>
+      <w:r>
+        <w:rPr>
+          <w:rtl w:val="0"/>
+        </w:rPr>
+        <w:t>Rust, Postgresql, SQL, Hasura, Pingora, GraphQL, NixOS, Git, GitHub</w:t>
+      </w:r>
+    </w:p>
+    <w:p>
+      <w:pPr>
+        <w:pStyle w:val="ervaring Kop"/>
+        <w:bidi w:val="0"/>
+      </w:pPr>
+      <w:r>
+        <w:rPr>
+          <w:rtl w:val="0"/>
+        </w:rPr>
+        <w:t>SOFTWARE ONTWIKKELAAR</w:t>
+      </w:r>
+      <w:r>
+        <w:rPr>
+          <w:rtl w:val="0"/>
+        </w:rPr>
+        <w:t xml:space="preserve"> (DEVOPS)</w:t>
+      </w:r>
+      <w:r>
+        <w:rPr>
+          <w:rtl w:val="0"/>
+        </w:rPr>
+        <w:t xml:space="preserve">, </w:t>
+      </w:r>
+      <w:r>
+        <w:rPr>
+          <w:rtl w:val="0"/>
+        </w:rPr>
         <w:t>BOL.COM</w:t>
       </w:r>
       <w:r>
         <w:rPr>
           <w:rtl w:val="0"/>
         </w:rPr>
+        <w:t xml:space="preserve">, </w:t>
+      </w:r>
+      <w:r>
+        <w:rPr>
+          <w:rtl w:val="0"/>
+        </w:rPr>
+        <w:t>2022</w:t>
+      </w:r>
+      <w:r>
+        <w:rPr>
+          <w:rtl w:val="0"/>
+        </w:rPr>
+        <w:t xml:space="preserve"> - 20</w:t>
+      </w:r>
+      <w:r>
+        <w:rPr>
+          <w:rtl w:val="0"/>
+        </w:rPr>
+        <w:t>24 (fulltime)</w:t>
+      </w:r>
+    </w:p>
+    <w:p>
+      <w:pPr>
+        <w:pStyle w:val="Ervaring Inhoud"/>
+        <w:bidi w:val="0"/>
+      </w:pPr>
+      <w:r>
+        <w:rPr>
+          <w:rtl w:val="0"/>
+        </w:rPr>
+        <w:t>Voortzetting van een eerdere opdracht binnen het DevOps-team bij Bol.com. Verantwoordelijk voor het afronden van cloud</w:t>
+      </w:r>
+      <w:r>
+        <w:rPr>
+          <w:rtl w:val="0"/>
+        </w:rPr>
+        <w:t>-</w:t>
+      </w:r>
+      <w:r>
+        <w:rPr>
+          <w:rtl w:val="0"/>
+        </w:rPr>
+        <w:t>migraties (GCP) van bedrijfskritische systemen in een 24/7 omgeving. Hierbij lag de focus op het defini</w:t>
+      </w:r>
+      <w:r>
+        <w:rPr>
+          <w:rtl w:val="0"/>
+        </w:rPr>
+        <w:t>ë</w:t>
+      </w:r>
+      <w:r>
+        <w:rPr>
+          <w:rtl w:val="0"/>
+        </w:rPr>
+        <w:t>ren van de doelarchitectuur, het opstellen van een roadmap en de realisatie ervan.</w:t>
+      </w:r>
+    </w:p>
+    <w:p>
+      <w:pPr>
+        <w:pStyle w:val="Ervaring Inhoud"/>
+        <w:bidi w:val="0"/>
+      </w:pPr>
+      <w:r>
+        <w:rPr>
+          <w:rtl w:val="0"/>
+        </w:rPr>
+        <w:t>Daarnaast verschillende functionele uitbreidingen ontworpen, afgestemd met betrokken teams en succesvol ge</w:t>
+      </w:r>
+      <w:r>
+        <w:rPr>
+          <w:rtl w:val="0"/>
+        </w:rPr>
+        <w:t>ï</w:t>
+      </w:r>
+      <w:r>
+        <w:rPr>
+          <w:rtl w:val="0"/>
+        </w:rPr>
+        <w:t>mplementeerd.</w:t>
+      </w:r>
+    </w:p>
+    <w:p>
+      <w:pPr>
+        <w:pStyle w:val="Ervaring Inhoud"/>
+        <w:bidi w:val="0"/>
+      </w:pPr>
+      <w:r>
+        <w:rPr>
+          <w:rtl w:val="0"/>
+        </w:rPr>
+        <w:t>Ter ondersteuning van complexe data-analyse een frontend applicatie ontwikkeld en een plan opgesteld voor verdere systeemvereenvoudiging.</w:t>
+      </w:r>
+    </w:p>
+    <w:p>
+      <w:pPr>
+        <w:pStyle w:val="Automatiseringsmiddelen in Ervaring"/>
+        <w:bidi w:val="0"/>
+      </w:pPr>
+      <w:r>
+        <w:rPr>
+          <w:rtl w:val="0"/>
+        </w:rPr>
+        <w:t>Kotlin</w:t>
+      </w:r>
+      <w:r>
+        <w:rPr>
+          <w:rtl w:val="0"/>
+        </w:rPr>
+        <w:t xml:space="preserve">, </w:t>
+      </w:r>
+      <w:r>
+        <w:rPr>
+          <w:rtl w:val="0"/>
+        </w:rPr>
+        <w:t>Java</w:t>
+      </w:r>
+      <w:r>
+        <w:rPr>
+          <w:rtl w:val="0"/>
+        </w:rPr>
+        <w:t xml:space="preserve">, Lombok, Svelte, </w:t>
+      </w:r>
+      <w:r>
+        <w:rPr>
+          <w:rtl w:val="0"/>
+        </w:rPr>
+        <w:t>SQL, XML WSDL, XSD, JSON,</w:t>
+      </w:r>
+      <w:r>
+        <w:rPr>
+          <w:rtl w:val="0"/>
+        </w:rPr>
+        <w:t xml:space="preserve"> </w:t>
+      </w:r>
+      <w:r>
+        <w:rPr>
+          <w:rtl w:val="0"/>
+        </w:rPr>
+        <w:t xml:space="preserve">IntelliJ IDEA, Jira, Swagger, Apache Jackson, </w:t>
+      </w:r>
+      <w:r>
+        <w:rPr>
+          <w:rtl w:val="0"/>
+        </w:rPr>
+        <w:t>MyBatis</w:t>
+      </w:r>
+      <w:r>
+        <w:rPr>
+          <w:rtl w:val="0"/>
+        </w:rPr>
+        <w:t xml:space="preserve">, </w:t>
+      </w:r>
+      <w:r>
+        <w:rPr>
+          <w:rtl w:val="0"/>
+        </w:rPr>
+        <w:t>PostgreSQL</w:t>
+      </w:r>
+      <w:r>
+        <w:rPr>
+          <w:rtl w:val="0"/>
+        </w:rPr>
+        <w:t xml:space="preserve">, Spring Boot, JMeter, </w:t>
+      </w:r>
+      <w:r>
+        <w:rPr>
+          <w:rtl w:val="0"/>
+        </w:rPr>
+        <w:t xml:space="preserve">REST, </w:t>
+      </w:r>
+      <w:r>
+        <w:rPr>
+          <w:rtl w:val="0"/>
+        </w:rPr>
+        <w:t xml:space="preserve">Webservices, Docker Compose, Maven, Jenkins, GitLab CI, Junit 5, Mockito, Apache Tomcat, </w:t>
+      </w:r>
+      <w:r>
+        <w:rPr>
+          <w:rtl w:val="0"/>
+        </w:rPr>
+        <w:t xml:space="preserve">CloudSQL, </w:t>
+      </w:r>
+      <w:r>
+        <w:rPr>
+          <w:rtl w:val="0"/>
+        </w:rPr>
+        <w:t>BigQuery, Pub</w:t>
+      </w:r>
+      <w:r>
+        <w:rPr>
+          <w:rtl w:val="0"/>
+        </w:rPr>
+        <w:t>/</w:t>
+      </w:r>
+      <w:r>
+        <w:rPr>
+          <w:rtl w:val="0"/>
+        </w:rPr>
+        <w:t xml:space="preserve">Sub, </w:t>
+      </w:r>
+      <w:r>
+        <w:rPr>
+          <w:rtl w:val="0"/>
+        </w:rPr>
+        <w:t xml:space="preserve">Kubernetes, </w:t>
+      </w:r>
+      <w:r>
+        <w:rPr>
+          <w:rtl w:val="0"/>
+        </w:rPr>
+        <w:t>MacOS, Git, GitLab</w:t>
+      </w:r>
+    </w:p>
+    <w:p>
+      <w:pPr>
+        <w:pStyle w:val="ervaring Kop"/>
+        <w:bidi w:val="0"/>
+      </w:pPr>
+      <w:r>
+        <w:rPr>
+          <w:rtl w:val="0"/>
+        </w:rPr>
+        <w:t>SOFTWARE ONTWIKKELAAR</w:t>
+      </w:r>
+      <w:r>
+        <w:rPr>
+          <w:rtl w:val="0"/>
+        </w:rPr>
+        <w:t xml:space="preserve"> (DEVOPS)</w:t>
+      </w:r>
+      <w:r>
+        <w:rPr>
+          <w:rtl w:val="0"/>
+        </w:rPr>
+        <w:t xml:space="preserve">, </w:t>
+      </w:r>
+      <w:r>
+        <w:rPr>
+          <w:rtl w:val="0"/>
+        </w:rPr>
+        <w:t>MINISTERIE VAN DEFENSIE</w:t>
+      </w:r>
+      <w:r>
+        <w:rPr>
+          <w:rtl w:val="0"/>
+        </w:rPr>
         <w:t>, 201</w:t>
       </w:r>
       <w:r>
@@ -3426,7 +2218,7 @@
         <w:rPr>
           <w:rtl w:val="0"/>
         </w:rPr>
-        <w:t>21</w:t>
+        <w:t>21 (fulltime)</w:t>
       </w:r>
     </w:p>
     <w:p>
@@ -3438,6 +2230,84 @@
         <w:rPr>
           <w:rtl w:val="0"/>
         </w:rPr>
+        <w:t xml:space="preserve">Bijdrage geleverd aan de ontwikkeling </w:t>
+      </w:r>
+      <w:r>
+        <w:rPr>
+          <w:rtl w:val="0"/>
+        </w:rPr>
+        <w:t xml:space="preserve">van </w:t>
+      </w:r>
+      <w:r>
+        <w:rPr>
+          <w:rtl w:val="0"/>
+        </w:rPr>
+        <w:t>systemen binnen een complexe en strikt beveiligde omgeving. Vanwege de vertrouwelijke aard van het project kan over de inhoud geen verdere toelichting worden gegeven.</w:t>
+      </w:r>
+    </w:p>
+    <w:p>
+      <w:pPr>
+        <w:pStyle w:val="ervaring Kop"/>
+        <w:bidi w:val="0"/>
+      </w:pPr>
+      <w:r>
+        <w:rPr>
+          <w:rtl w:val="0"/>
+        </w:rPr>
+        <w:t>SOFTWARE ONTWIKKELAAR</w:t>
+      </w:r>
+      <w:r>
+        <w:rPr>
+          <w:rtl w:val="0"/>
+        </w:rPr>
+        <w:t xml:space="preserve"> (DEVOPS)</w:t>
+      </w:r>
+      <w:r>
+        <w:rPr>
+          <w:rtl w:val="0"/>
+        </w:rPr>
+        <w:t xml:space="preserve">, </w:t>
+      </w:r>
+      <w:r>
+        <w:rPr>
+          <w:rtl w:val="0"/>
+        </w:rPr>
+        <w:t>BOL.COM</w:t>
+      </w:r>
+      <w:r>
+        <w:rPr>
+          <w:rtl w:val="0"/>
+        </w:rPr>
+        <w:t>, 201</w:t>
+      </w:r>
+      <w:r>
+        <w:rPr>
+          <w:rtl w:val="0"/>
+        </w:rPr>
+        <w:t>9</w:t>
+      </w:r>
+      <w:r>
+        <w:rPr>
+          <w:rtl w:val="0"/>
+        </w:rPr>
+        <w:t xml:space="preserve"> - 20</w:t>
+      </w:r>
+      <w:r>
+        <w:rPr>
+          <w:rtl w:val="0"/>
+        </w:rPr>
+        <w:t>21 (fulltime)</w:t>
+      </w:r>
+    </w:p>
+    <w:p>
+      <w:pPr>
+        <w:pStyle w:val="Ervaring Inhoud"/>
+        <w:bidi w:val="0"/>
+      </w:pPr>
+      <w:r>
+        <w:rPr>
+          <w:rtl w:val="0"/>
+        </w:rPr>
         <w:t>Als DevOps team verantwoordelijk voor de factuurverwerking van klanten en retailers in een micro-service architectuur met een hoog volume en lage fouttolerantie. Diverse team-overschrijdende wijzigingen voorbereid, geco</w:t>
       </w:r>
       <w:r>
@@ -3606,7 +2476,7 @@
         <w:rPr>
           <w:rtl w:val="0"/>
         </w:rPr>
-        <w:t>SOFTWARE ONTWIKKELAAR / TECH LEAD, ING, 2016 - 2019</w:t>
+        <w:t>SOFTWARE ONTWIKKELAAR / TECH LEAD, ING, 2016 - 2019 (fulltime)</w:t>
       </w:r>
     </w:p>
     <w:p>
@@ -3726,7 +2596,19 @@
         <w:rPr>
           <w:rtl w:val="0"/>
         </w:rPr>
-        <w:t>SOFTWARE ONTWIKKELAAR / ARCHITECT, UNBOXING SOLUTIONS, 2018</w:t>
+        <w:t>SOFTWARE ONTWIKKELAAR / ARCHITECT, UNBOXING SOLUTIONS, 2018 (</w:t>
+      </w:r>
+      <w:r>
+        <w:rPr>
+          <w:rtl w:val="0"/>
+        </w:rPr>
+        <w:t>totaal 120 uur</w:t>
+      </w:r>
+      <w:r>
+        <w:rPr>
+          <w:rtl w:val="0"/>
+        </w:rPr>
+        <w:t>)</w:t>
       </w:r>
     </w:p>
     <w:p>
@@ -3878,6 +2760,12 @@
         </w:rPr>
         <w:t>5</w:t>
       </w:r>
+      <w:r>
+        <w:rPr>
+          <w:rtl w:val="0"/>
+        </w:rPr>
+        <w:t xml:space="preserve"> (fulltime)</w:t>
+      </w:r>
     </w:p>
     <w:p>
       <w:pPr>
@@ -3940,7 +2828,6 @@
       </w:r>
       <w:r>
         <w:rPr>
-          <w:rStyle w:val="None"/>
           <w:sz w:val="18"/>
           <w:szCs w:val="18"/>
           <w:rtl w:val="0"/>
@@ -4113,7 +3000,19 @@
         <w:rPr>
           <w:rtl w:val="0"/>
         </w:rPr>
-        <w:t>, 2008</w:t>
+        <w:t>, 2008 (</w:t>
+      </w:r>
+      <w:r>
+        <w:rPr>
+          <w:rtl w:val="0"/>
+        </w:rPr>
+        <w:t xml:space="preserve">3 maanden, </w:t>
+      </w:r>
+      <w:r>
+        <w:rPr>
+          <w:rtl w:val="0"/>
+        </w:rPr>
+        <w:t>fulltime)</w:t>
       </w:r>
     </w:p>
     <w:p>
@@ -4161,7 +3060,7 @@
         <w:rPr>
           <w:rtl w:val="0"/>
         </w:rPr>
-        <w:t>Software ONTWIKKELAAR / TEAM LEAD, ABN-AMRO / RBS / EDS, 2001 - 2008</w:t>
+        <w:t>Software ONTWIKKELAAR / TEAM LEAD, ABN-AMRO / RBS / EDS, 2001 - 2008 (fulltime)</w:t>
       </w:r>
     </w:p>
     <w:p>
@@ -4329,7 +3228,19 @@
         <w:rPr>
           <w:rtl w:val="0"/>
         </w:rPr>
-        <w:t>), Windows, XMLSoftware ONTWIKKELAAR, NOB / BrightAlley, 2001</w:t>
+        <w:t xml:space="preserve">), Windows, XMLSoftware </w:t>
+      </w:r>
+    </w:p>
+    <w:p>
+      <w:pPr>
+        <w:pStyle w:val="ervaring Kop"/>
+        <w:bidi w:val="0"/>
+      </w:pPr>
+      <w:r>
+        <w:rPr>
+          <w:rtl w:val="0"/>
+        </w:rPr>
+        <w:t>ONTWIKKELAAR, NOB / BrightAlley, 2001</w:t>
       </w:r>
     </w:p>
     <w:p>
@@ -4401,7 +3312,7 @@
         <w:rPr>
           <w:rtl w:val="0"/>
         </w:rPr>
-        <w:t>Software ONTWIKKELAAR / Team Lead, OBJECT-IT / X-PUNT-X, 1998 - 2001</w:t>
+        <w:t>Software ONTWIKKELAAR / Team Lead, OBJECT-IT / X-PUNT-X, 1998 - 2001 (fulltime)</w:t>
       </w:r>
     </w:p>
     <w:p>
@@ -4423,7 +3334,6 @@
       </w:pPr>
       <w:r>
         <w:rPr>
-          <w:rStyle w:val="None"/>
           <w:i w:val="1"/>
           <w:iCs w:val="1"/>
           <w:rtl w:val="0"/>
@@ -4439,7 +3349,6 @@
       </w:r>
       <w:r>
         <w:rPr>
-          <w:rStyle w:val="None"/>
           <w:i w:val="1"/>
           <w:iCs w:val="1"/>
           <w:rtl w:val="0"/>
@@ -4455,7 +3364,6 @@
       </w:r>
       <w:r>
         <w:rPr>
-          <w:rStyle w:val="None"/>
           <w:i w:val="1"/>
           <w:iCs w:val="1"/>
           <w:rtl w:val="0"/>
@@ -4471,7 +3379,6 @@
       </w:r>
       <w:r>
         <w:rPr>
-          <w:rStyle w:val="None"/>
           <w:i w:val="1"/>
           <w:iCs w:val="1"/>
           <w:rtl w:val="0"/>
@@ -4487,7 +3394,6 @@
       </w:r>
       <w:r>
         <w:rPr>
-          <w:rStyle w:val="None"/>
           <w:i w:val="1"/>
           <w:iCs w:val="1"/>
           <w:rtl w:val="0"/>
@@ -4503,7 +3409,6 @@
       </w:r>
       <w:r>
         <w:rPr>
-          <w:rStyle w:val="None"/>
           <w:i w:val="1"/>
           <w:iCs w:val="1"/>
           <w:rtl w:val="0"/>
@@ -4519,7 +3424,6 @@
       </w:r>
       <w:r>
         <w:rPr>
-          <w:rStyle w:val="None"/>
           <w:i w:val="1"/>
           <w:iCs w:val="1"/>
           <w:rtl w:val="0"/>
@@ -4547,7 +3451,6 @@
       </w:r>
       <w:r>
         <w:rPr>
-          <w:rStyle w:val="None"/>
           <w:i w:val="1"/>
           <w:iCs w:val="1"/>
           <w:rtl w:val="0"/>
@@ -4563,7 +3466,6 @@
       </w:r>
       <w:r>
         <w:rPr>
-          <w:rStyle w:val="None"/>
           <w:i w:val="1"/>
           <w:iCs w:val="1"/>
           <w:rtl w:val="0"/>
@@ -4579,7 +3481,6 @@
       </w:r>
       <w:r>
         <w:rPr>
-          <w:rStyle w:val="None"/>
           <w:i w:val="1"/>
           <w:iCs w:val="1"/>
           <w:rtl w:val="0"/>
@@ -5586,12 +4487,6 @@
           <w14:srgbClr w14:val="403F3C"/>
         </w14:solidFill>
       </w14:textFill>
-    </w:rPr>
-  </w:style>
-  <w:style w:type="character" w:styleId="None">
-    <w:name w:val="None"/>
-    <w:rPr>
-      <w:lang w:val="nl-NL"/>
     </w:rPr>
   </w:style>
   <w:style w:type="paragraph" w:styleId="Hoofdkop">

--- a/cv/CV - Jurriaan Pruijs.docx
+++ b/cv/CV - Jurriaan Pruijs.docx
@@ -1503,7 +1503,19 @@
         <w:rPr>
           <w:rtl w:val="0"/>
         </w:rPr>
-        <w:t xml:space="preserve">Sonar, JMeter, Mapstruct, Graylog, Logstash, Kibana, Elastic Search, </w:t>
+        <w:t>Sonar, JMeter, Mapstruct, Graylog, Logstash, Kibana, Elastic Search,</w:t>
+      </w:r>
+      <w:r>
+        <w:rPr>
+          <w:rtl w:val="0"/>
+        </w:rPr>
+        <w:t xml:space="preserve"> VictoriaLogs, VictoriaMetrics, Tempo,</w:t>
+      </w:r>
+      <w:r>
+        <w:rPr>
+          <w:rtl w:val="0"/>
+        </w:rPr>
+        <w:t xml:space="preserve"> </w:t>
       </w:r>
       <w:r>
         <w:rPr>
@@ -1521,7 +1533,7 @@
         <w:rPr>
           <w:rtl w:val="0"/>
         </w:rPr>
-        <w:t>, GraphQL, Pingora</w:t>
+        <w:t>, GraphQL, Pingora, Nats, Sops</w:t>
       </w:r>
     </w:p>
     <w:p>
@@ -1637,6 +1649,12 @@
         </w:rPr>
         <w:t>Elastic Container Service, CodeCommit, CodeBuild, CodeDeploy, Lambda, Cognito, API Gateway, Route 53, CloudFront, S3, RDS, DynamoDB</w:t>
       </w:r>
+      <w:r>
+        <w:rPr>
+          <w:rtl w:val="0"/>
+        </w:rPr>
+        <w:t>, KMS</w:t>
+      </w:r>
     </w:p>
     <w:p>
       <w:pPr>
@@ -1659,7 +1677,19 @@
         <w:rPr>
           <w:rtl w:val="0"/>
         </w:rPr>
-        <w:t xml:space="preserve">CloudSQL, BigQuery, Pub/Sub, </w:t>
+        <w:t>CloudSQL, BigQuery</w:t>
+      </w:r>
+      <w:r>
+        <w:rPr>
+          <w:rtl w:val="0"/>
+        </w:rPr>
+        <w:t>, Pub/Sub</w:t>
+      </w:r>
+      <w:r>
+        <w:rPr>
+          <w:rtl w:val="0"/>
+        </w:rPr>
+        <w:t xml:space="preserve">, CloudKMS, CloudStorage, </w:t>
       </w:r>
       <w:r>
         <w:rPr>
@@ -1918,7 +1948,31 @@
         <w:rPr>
           <w:rtl w:val="0"/>
         </w:rPr>
-        <w:t>Rust, Postgresql, SQL, Hasura, Pingora, GraphQL, NixOS, Git, GitHub</w:t>
+        <w:t>Rust, Postgresql, SQL</w:t>
+      </w:r>
+      <w:r>
+        <w:rPr>
+          <w:rtl w:val="0"/>
+        </w:rPr>
+        <w:t>, Nats</w:t>
+      </w:r>
+      <w:r>
+        <w:rPr>
+          <w:rtl w:val="0"/>
+        </w:rPr>
+        <w:t>, Hasura, Pingora, GraphQL, NixOS, Git, GitHub</w:t>
+      </w:r>
+      <w:r>
+        <w:rPr>
+          <w:rtl w:val="0"/>
+        </w:rPr>
+        <w:t>, CloudKMS, CloudStorage</w:t>
+      </w:r>
+      <w:r>
+        <w:rPr>
+          <w:rtl w:val="0"/>
+        </w:rPr>
+        <w:t>, Sops</w:t>
       </w:r>
     </w:p>
     <w:p>

--- a/cv/CV - Jurriaan Pruijs.docx
+++ b/cv/CV - Jurriaan Pruijs.docx
@@ -85,7 +85,7 @@
         <w:rPr>
           <w:rtl w:val="0"/>
         </w:rPr>
-        <w:t xml:space="preserve"> jaar ben ik met bijna elk aspect van het ontwikkelen van software in aanraking</w:t>
+        <w:t xml:space="preserve"> jaar ben ik met bijna elk aspect van het</w:t>
       </w:r>
       <w:r>
         <mc:AlternateContent>
@@ -99,7 +99,7 @@
                 <wp:positionV relativeFrom="page">
                   <wp:posOffset>299704</wp:posOffset>
                 </wp:positionV>
-                <wp:extent cx="3976550" cy="1251833"/>
+                <wp:extent cx="3976550" cy="843296"/>
                 <wp:effectExtent l="0" t="0" r="0" b="0"/>
                 <wp:wrapThrough wrapText="bothSides" distL="152400" distR="152400">
                   <wp:wrapPolygon edited="1">
@@ -119,7 +119,7 @@
                       <wps:spPr>
                         <a:xfrm>
                           <a:off x="0" y="0"/>
-                          <a:ext cx="3976550" cy="1251833"/>
+                          <a:ext cx="3976550" cy="843296"/>
                         </a:xfrm>
                         <a:prstGeom prst="rect">
                           <a:avLst/>
@@ -594,7 +594,7 @@
           </mc:Choice>
           <mc:Fallback>
             <w:pict>
-              <v:shape id="_x0000_s1027" type="#_x0000_t202" style="visibility:visible;position:absolute;margin-left:-5.5pt;margin-top:23.6pt;width:313.1pt;height:98.6pt;z-index:251659264;mso-position-horizontal:absolute;mso-position-horizontal-relative:margin;mso-position-vertical:absolute;mso-position-vertical-relative:page;mso-wrap-distance-left:12.0pt;mso-wrap-distance-top:12.0pt;mso-wrap-distance-right:12.0pt;mso-wrap-distance-bottom:12.0pt;">
+              <v:shape id="_x0000_s1027" type="#_x0000_t202" style="visibility:visible;position:absolute;margin-left:-5.5pt;margin-top:23.6pt;width:313.1pt;height:66.4pt;z-index:251659264;mso-position-horizontal:absolute;mso-position-horizontal-relative:margin;mso-position-vertical:absolute;mso-position-vertical-relative:page;mso-wrap-distance-left:12.0pt;mso-wrap-distance-top:12.0pt;mso-wrap-distance-right:12.0pt;mso-wrap-distance-bottom:12.0pt;">
                 <v:fill on="f"/>
                 <v:stroke on="f" weight="1.0pt" dashstyle="solid" endcap="flat" miterlimit="400.0%" joinstyle="miter" linestyle="single" startarrow="none" startarrowwidth="medium" startarrowlength="medium" endarrow="none" endarrowwidth="medium" endarrowlength="medium"/>
                 <v:textbox>
@@ -1059,7 +1059,7 @@
         <w:rPr>
           <w:rtl w:val="0"/>
         </w:rPr>
-        <w:t xml:space="preserve"> geweest; van programmeur tot architect en van technisch beheer tot functioneel ontwerper.</w:t>
+        <w:t xml:space="preserve"> ontwikkelen van software in aanraking geweest; van programmeur tot architect en van technisch beheer tot functioneel ontwerper.</w:t>
       </w:r>
       <w:r>
         <w:br w:type="textWrapping"/>
@@ -1600,6 +1600,12 @@
           <w:rtl w:val="0"/>
         </w:rPr>
         <w:t>Junit, Mockito, PITest, DbUnit, Rest Assured, Lettuce, Test Director, Application Lifecycle Manager</w:t>
+      </w:r>
+      <w:r>
+        <w:rPr>
+          <w:rtl w:val="0"/>
+        </w:rPr>
+        <w:t>, Rest Assured, PITest, Lettuce</w:t>
       </w:r>
     </w:p>
     <w:p>
